--- a/找搭子活动小程序安装使用手册.docx
+++ b/找搭子活动小程序安装使用手册.docx
@@ -80,8 +80,6 @@
         </w:rPr>
         <w:t>能够解决人们在社交、休闲和约会方面的需求，提供</w:t>
       </w:r>
-      <w:bookmarkStart w:id="0" w:name="_GoBack"/>
-      <w:bookmarkEnd w:id="0"/>
       <w:r>
         <w:rPr>
           <w:rFonts w:ascii="微软雅黑" w:eastAsia="微软雅黑" w:hAnsi="微软雅黑" w:cs="阿里巴巴普惠体" w:hint="eastAsia"/>
@@ -462,7 +460,7 @@
                     <pic:cNvPicPr/>
                   </pic:nvPicPr>
                   <pic:blipFill>
-                    <a:blip r:embed="rId6" cstate="print">
+                    <a:blip r:embed="rId8" cstate="print">
                       <a:extLst>
                         <a:ext uri="{28A0092B-C50C-407E-A947-70E740481C1C}">
                           <a14:useLocalDpi xmlns:a14="http://schemas.microsoft.com/office/drawing/2010/main" val="0"/>
@@ -693,7 +691,7 @@
           <w:rFonts w:ascii="微软雅黑" w:eastAsia="微软雅黑" w:hAnsi="微软雅黑" w:cs="阿里巴巴普惠体"/>
         </w:rPr>
       </w:pPr>
-      <w:hyperlink r:id="rId7" w:history="1">
+      <w:hyperlink r:id="rId9" w:history="1">
         <w:r>
           <w:rPr>
             <w:rStyle w:val="a8"/>
@@ -735,7 +733,7 @@
           <w:rFonts w:ascii="微软雅黑" w:eastAsia="微软雅黑" w:hAnsi="微软雅黑" w:cs="阿里巴巴普惠体"/>
         </w:rPr>
       </w:pPr>
-      <w:hyperlink r:id="rId8" w:history="1">
+      <w:hyperlink r:id="rId10" w:history="1">
         <w:r>
           <w:rPr>
             <w:rStyle w:val="a8"/>
@@ -751,7 +749,7 @@
           <w:rFonts w:ascii="微软雅黑" w:eastAsia="微软雅黑" w:hAnsi="微软雅黑" w:cs="阿里巴巴普惠体"/>
         </w:rPr>
       </w:pPr>
-      <w:hyperlink r:id="rId9" w:history="1">
+      <w:hyperlink r:id="rId11" w:history="1">
         <w:r>
           <w:rPr>
             <w:rStyle w:val="a8"/>
@@ -787,7 +785,7 @@
           <w:rFonts w:ascii="微软雅黑" w:eastAsia="微软雅黑" w:hAnsi="微软雅黑" w:cs="阿里巴巴普惠体"/>
         </w:rPr>
       </w:pPr>
-      <w:hyperlink r:id="rId10" w:history="1">
+      <w:hyperlink r:id="rId12" w:history="1">
         <w:r>
           <w:rPr>
             <w:rStyle w:val="a8"/>
@@ -823,7 +821,7 @@
           <w:rFonts w:ascii="微软雅黑" w:eastAsia="微软雅黑" w:hAnsi="微软雅黑" w:cs="阿里巴巴普惠体"/>
         </w:rPr>
       </w:pPr>
-      <w:hyperlink r:id="rId11" w:history="1">
+      <w:hyperlink r:id="rId13" w:history="1">
         <w:r>
           <w:rPr>
             <w:rStyle w:val="a8"/>
@@ -1034,7 +1032,7 @@
                     </pic:cNvPicPr>
                   </pic:nvPicPr>
                   <pic:blipFill>
-                    <a:blip r:embed="rId12">
+                    <a:blip r:embed="rId14">
                       <a:extLst>
                         <a:ext uri="{28A0092B-C50C-407E-A947-70E740481C1C}">
                           <a14:useLocalDpi xmlns:a14="http://schemas.microsoft.com/office/drawing/2010/main" val="0"/>
@@ -1141,7 +1139,20 @@
         <w:rPr>
           <w:rFonts w:ascii="微软雅黑" w:eastAsia="微软雅黑" w:hAnsi="微软雅黑" w:cs="阿里巴巴普惠体" w:hint="eastAsia"/>
         </w:rPr>
-        <w:t>在开发者工具的工具栏左侧上部，点击</w:t>
+        <w:t>在开发者工具的工具栏</w:t>
+      </w:r>
+      <w:r>
+        <w:rPr>
+          <w:rFonts w:ascii="微软雅黑" w:eastAsia="微软雅黑" w:hAnsi="微软雅黑" w:cs="阿里巴巴普惠体" w:hint="eastAsia"/>
+          <w:shd w:val="pct15" w:color="auto" w:fill="FFFFFF"/>
+        </w:rPr>
+        <w:t>左侧上部或者右侧上部</w:t>
+      </w:r>
+      <w:r>
+        <w:rPr>
+          <w:rFonts w:ascii="微软雅黑" w:eastAsia="微软雅黑" w:hAnsi="微软雅黑" w:cs="阿里巴巴普惠体" w:hint="eastAsia"/>
+        </w:rPr>
+        <w:t>，点击</w:t>
       </w:r>
       <w:r>
         <w:rPr>
@@ -1158,7 +1169,7 @@
       <w:r>
         <w:rPr>
           <w:rFonts w:ascii="微软雅黑" w:eastAsia="微软雅黑" w:hAnsi="微软雅黑" w:cs="阿里巴巴普惠体" w:hint="eastAsia"/>
-          <w:shd w:val="pct10" w:color="auto" w:fill="FFFFFF"/>
+          <w:shd w:val="pct15" w:color="auto" w:fill="FFFFFF"/>
         </w:rPr>
         <w:t>云开发</w:t>
       </w:r>
@@ -1178,7 +1189,19 @@
         <w:rPr>
           <w:rFonts w:ascii="微软雅黑" w:eastAsia="微软雅黑" w:hAnsi="微软雅黑" w:cs="阿里巴巴普惠体" w:hint="eastAsia"/>
         </w:rPr>
-        <w:t>按钮即可打开云开发控制台，根据提示开通云开发，并且创建一个新的云开发环境。</w:t>
+        <w:t>按钮即可打开云</w:t>
+      </w:r>
+      <w:r>
+        <w:rPr>
+          <w:rFonts w:ascii="微软雅黑" w:eastAsia="微软雅黑" w:hAnsi="微软雅黑" w:cs="阿里巴巴普惠体" w:hint="eastAsia"/>
+        </w:rPr>
+        <w:t>开发</w:t>
+      </w:r>
+      <w:r>
+        <w:rPr>
+          <w:rFonts w:ascii="微软雅黑" w:eastAsia="微软雅黑" w:hAnsi="微软雅黑" w:cs="阿里巴巴普惠体" w:hint="eastAsia"/>
+        </w:rPr>
+        <w:t>控制台，根据提示开通云开发，并且创建一个新的云开发环境。</w:t>
       </w:r>
     </w:p>
     <w:p>
@@ -1196,10 +1219,10 @@
         </w:rPr>
         <w:lastRenderedPageBreak/>
         <w:drawing>
-          <wp:inline distT="0" distB="0" distL="0" distR="0">
+          <wp:inline distT="0" distB="0" distL="0" distR="0" wp14:anchorId="1DC6912C" wp14:editId="65BC1887">
             <wp:extent cx="6645910" cy="620395"/>
             <wp:effectExtent l="38100" t="38100" r="97790" b="103505"/>
-            <wp:docPr id="2" name="图片 2" descr="https://main.qcloudimg.com/raw/eb4739da3c8d504ee71dc48faacc9eee.png"/>
+            <wp:docPr id="1" name="图片 1" descr="https://main.qcloudimg.com/raw/eb4739da3c8d504ee71dc48faacc9eee.png"/>
             <wp:cNvGraphicFramePr>
               <a:graphicFrameLocks xmlns:a="http://schemas.openxmlformats.org/drawingml/2006/main" noChangeAspect="1"/>
             </wp:cNvGraphicFramePr>
@@ -1207,13 +1230,1027 @@
               <a:graphicData uri="http://schemas.openxmlformats.org/drawingml/2006/picture">
                 <pic:pic xmlns:pic="http://schemas.openxmlformats.org/drawingml/2006/picture">
                   <pic:nvPicPr>
-                    <pic:cNvPr id="2" name="图片 2" descr="https://main.qcloudimg.com/raw/eb4739da3c8d504ee71dc48faacc9eee.png"/>
+                    <pic:cNvPr id="0" name="Picture 3" descr="https://main.qcloudimg.com/raw/eb4739da3c8d504ee71dc48faacc9eee.png"/>
                     <pic:cNvPicPr>
                       <a:picLocks noChangeAspect="1" noChangeArrowheads="1"/>
                     </pic:cNvPicPr>
                   </pic:nvPicPr>
                   <pic:blipFill>
-                    <a:blip r:embed="rId13" cstate="print">
+                    <a:blip r:embed="rId15" cstate="print">
+                      <a:extLst>
+                        <a:ext uri="{28A0092B-C50C-407E-A947-70E740481C1C}">
+                          <a14:useLocalDpi xmlns:a14="http://schemas.microsoft.com/office/drawing/2010/main" val="0"/>
+                        </a:ext>
+                      </a:extLst>
+                    </a:blip>
+                    <a:srcRect/>
+                    <a:stretch>
+                      <a:fillRect/>
+                    </a:stretch>
+                  </pic:blipFill>
+                  <pic:spPr bwMode="auto">
+                    <a:xfrm>
+                      <a:off x="0" y="0"/>
+                      <a:ext cx="6645910" cy="620395"/>
+                    </a:xfrm>
+                    <a:prstGeom prst="rect">
+                      <a:avLst/>
+                    </a:prstGeom>
+                    <a:noFill/>
+                    <a:ln>
+                      <a:noFill/>
+                    </a:ln>
+                    <a:effectLst>
+                      <a:outerShdw blurRad="50800" dist="38100" dir="2700000" algn="tl" rotWithShape="0">
+                        <a:prstClr val="black">
+                          <a:alpha val="40000"/>
+                        </a:prstClr>
+                      </a:outerShdw>
+                    </a:effectLst>
+                  </pic:spPr>
+                </pic:pic>
+              </a:graphicData>
+            </a:graphic>
+          </wp:inline>
+        </w:drawing>
+      </w:r>
+    </w:p>
+    <w:p>
+      <w:pPr>
+        <w:jc w:val="center"/>
+        <w:rPr>
+          <w:rFonts w:ascii="Helvetica" w:hAnsi="Helvetica" w:cs="Helvetica"/>
+          <w:color w:val="333333"/>
+          <w:szCs w:val="21"/>
+          <w:shd w:val="clear" w:color="auto" w:fill="FFFFFF"/>
+        </w:rPr>
+      </w:pPr>
+      <w:r>
+        <w:rPr>
+          <w:rFonts w:ascii="Helvetica" w:hAnsi="Helvetica" w:cs="Helvetica"/>
+          <w:color w:val="333333"/>
+          <w:szCs w:val="21"/>
+          <w:shd w:val="clear" w:color="auto" w:fill="FFFFFF"/>
+        </w:rPr>
+        <w:t>▲▲</w:t>
+      </w:r>
+      <w:r>
+        <w:rPr>
+          <w:rFonts w:ascii="微软雅黑" w:eastAsia="微软雅黑" w:hAnsi="微软雅黑" w:cs="阿里巴巴普惠体" w:hint="eastAsia"/>
+        </w:rPr>
+        <w:t>左侧上部云开发面板（适用较早小程序开发工具）</w:t>
+      </w:r>
+      <w:r>
+        <w:rPr>
+          <w:rFonts w:ascii="Helvetica" w:hAnsi="Helvetica" w:cs="Helvetica"/>
+          <w:color w:val="333333"/>
+          <w:szCs w:val="21"/>
+          <w:shd w:val="clear" w:color="auto" w:fill="FFFFFF"/>
+        </w:rPr>
+        <w:t>▲▲</w:t>
+      </w:r>
+    </w:p>
+    <w:p>
+      <w:pPr>
+        <w:jc w:val="center"/>
+        <w:rPr>
+          <w:rFonts w:ascii="微软雅黑" w:eastAsia="微软雅黑" w:hAnsi="微软雅黑" w:cs="阿里巴巴普惠体"/>
+        </w:rPr>
+      </w:pPr>
+    </w:p>
+    <w:p>
+      <w:pPr>
+        <w:jc w:val="center"/>
+        <w:rPr>
+          <w:rFonts w:ascii="微软雅黑" w:eastAsia="微软雅黑" w:hAnsi="微软雅黑" w:cs="阿里巴巴普惠体"/>
+        </w:rPr>
+      </w:pPr>
+      <w:r>
+        <w:rPr>
+          <w:rFonts w:ascii="微软雅黑" w:eastAsia="微软雅黑" w:hAnsi="微软雅黑" w:cs="阿里巴巴普惠体"/>
+          <w:noProof/>
+        </w:rPr>
+        <w:drawing>
+          <wp:inline distT="0" distB="0" distL="0" distR="0" wp14:anchorId="7C05E12F" wp14:editId="089CC8BB">
+            <wp:extent cx="6645910" cy="702234"/>
+            <wp:effectExtent l="0" t="0" r="2540" b="3175"/>
+            <wp:docPr id="14" name="图片 14" descr="D:\我的文档\xwechat_files\wxid_3dffcvtq0lj012_d315\temp\RWTemp\2026-02\7045fe14eeea64499445d00f0c863dc3.png"/>
+            <wp:cNvGraphicFramePr>
+              <a:graphicFrameLocks xmlns:a="http://schemas.openxmlformats.org/drawingml/2006/main" noChangeAspect="1"/>
+            </wp:cNvGraphicFramePr>
+            <a:graphic xmlns:a="http://schemas.openxmlformats.org/drawingml/2006/main">
+              <a:graphicData uri="http://schemas.openxmlformats.org/drawingml/2006/picture">
+                <pic:pic xmlns:pic="http://schemas.openxmlformats.org/drawingml/2006/picture">
+                  <pic:nvPicPr>
+                    <pic:cNvPr id="0" name="Picture 3" descr="D:\我的文档\xwechat_files\wxid_3dffcvtq0lj012_d315\temp\RWTemp\2026-02\7045fe14eeea64499445d00f0c863dc3.png"/>
+                    <pic:cNvPicPr>
+                      <a:picLocks noChangeAspect="1" noChangeArrowheads="1"/>
+                    </pic:cNvPicPr>
+                  </pic:nvPicPr>
+                  <pic:blipFill>
+                    <a:blip r:embed="rId16">
+                      <a:extLst>
+                        <a:ext uri="{28A0092B-C50C-407E-A947-70E740481C1C}">
+                          <a14:useLocalDpi xmlns:a14="http://schemas.microsoft.com/office/drawing/2010/main" val="0"/>
+                        </a:ext>
+                      </a:extLst>
+                    </a:blip>
+                    <a:srcRect/>
+                    <a:stretch>
+                      <a:fillRect/>
+                    </a:stretch>
+                  </pic:blipFill>
+                  <pic:spPr bwMode="auto">
+                    <a:xfrm>
+                      <a:off x="0" y="0"/>
+                      <a:ext cx="6645910" cy="702234"/>
+                    </a:xfrm>
+                    <a:prstGeom prst="rect">
+                      <a:avLst/>
+                    </a:prstGeom>
+                    <a:noFill/>
+                    <a:ln>
+                      <a:noFill/>
+                    </a:ln>
+                  </pic:spPr>
+                </pic:pic>
+              </a:graphicData>
+            </a:graphic>
+          </wp:inline>
+        </w:drawing>
+      </w:r>
+    </w:p>
+    <w:p>
+      <w:pPr>
+        <w:jc w:val="center"/>
+        <w:rPr>
+          <w:rFonts w:ascii="微软雅黑" w:eastAsia="微软雅黑" w:hAnsi="微软雅黑" w:cs="阿里巴巴普惠体"/>
+        </w:rPr>
+      </w:pPr>
+      <w:r>
+        <w:rPr>
+          <w:rFonts w:ascii="Helvetica" w:hAnsi="Helvetica" w:cs="Helvetica"/>
+          <w:color w:val="333333"/>
+          <w:szCs w:val="21"/>
+          <w:shd w:val="clear" w:color="auto" w:fill="FFFFFF"/>
+        </w:rPr>
+        <w:t>▲▲</w:t>
+      </w:r>
+      <w:r>
+        <w:rPr>
+          <w:rFonts w:ascii="微软雅黑" w:eastAsia="微软雅黑" w:hAnsi="微软雅黑" w:cs="阿里巴巴普惠体" w:hint="eastAsia"/>
+        </w:rPr>
+        <w:t>右侧上部云开发面板（适用较新小程序开发工具）</w:t>
+      </w:r>
+      <w:r>
+        <w:rPr>
+          <w:rFonts w:ascii="Helvetica" w:hAnsi="Helvetica" w:cs="Helvetica"/>
+          <w:color w:val="333333"/>
+          <w:szCs w:val="21"/>
+          <w:shd w:val="clear" w:color="auto" w:fill="FFFFFF"/>
+        </w:rPr>
+        <w:t>▲▲</w:t>
+      </w:r>
+    </w:p>
+    <w:p>
+      <w:pPr>
+        <w:ind w:firstLine="420"/>
+        <w:rPr>
+          <w:rFonts w:ascii="微软雅黑" w:eastAsia="微软雅黑" w:hAnsi="微软雅黑" w:cs="阿里巴巴普惠体"/>
+        </w:rPr>
+      </w:pPr>
+    </w:p>
+    <w:p>
+      <w:pPr>
+        <w:ind w:firstLine="420"/>
+        <w:rPr>
+          <w:rFonts w:ascii="微软雅黑" w:eastAsia="微软雅黑" w:hAnsi="微软雅黑" w:cs="阿里巴巴普惠体"/>
+        </w:rPr>
+      </w:pPr>
+      <w:bookmarkStart w:id="0" w:name="_GoBack"/>
+      <w:bookmarkEnd w:id="0"/>
+      <w:r>
+        <w:rPr>
+          <w:rFonts w:ascii="微软雅黑" w:eastAsia="微软雅黑" w:hAnsi="微软雅黑" w:cs="阿里巴巴普惠体" w:hint="eastAsia"/>
+        </w:rPr>
+        <w:t>每个环境相互隔离，</w:t>
+      </w:r>
+      <w:r>
+        <w:rPr>
+          <w:rFonts w:ascii="微软雅黑" w:eastAsia="微软雅黑" w:hAnsi="微软雅黑" w:cs="阿里巴巴普惠体" w:hint="eastAsia"/>
+          <w:shd w:val="pct10" w:color="auto" w:fill="FFFFFF"/>
+        </w:rPr>
+        <w:t>拥有唯一的环境 ID</w:t>
+      </w:r>
+      <w:r>
+        <w:rPr>
+          <w:rFonts w:ascii="微软雅黑" w:eastAsia="微软雅黑" w:hAnsi="微软雅黑" w:cs="阿里巴巴普惠体"/>
+          <w:shd w:val="pct10" w:color="auto" w:fill="FFFFFF"/>
+        </w:rPr>
+        <w:t xml:space="preserve"> </w:t>
+      </w:r>
+      <w:r>
+        <w:rPr>
+          <w:rFonts w:ascii="微软雅黑" w:eastAsia="微软雅黑" w:hAnsi="微软雅黑" w:cs="阿里巴巴普惠体" w:hint="eastAsia"/>
+          <w:shd w:val="pct10" w:color="auto" w:fill="FFFFFF"/>
+        </w:rPr>
+        <w:t>(拷贝此ID，后面配置 四</w:t>
+      </w:r>
+      <w:r>
+        <w:rPr>
+          <w:rFonts w:ascii="微软雅黑" w:eastAsia="微软雅黑" w:hAnsi="微软雅黑" w:cs="阿里巴巴普惠体"/>
+          <w:shd w:val="pct10" w:color="auto" w:fill="FFFFFF"/>
+        </w:rPr>
+        <w:t>.3</w:t>
+      </w:r>
+      <w:r>
+        <w:rPr>
+          <w:rFonts w:ascii="微软雅黑" w:eastAsia="微软雅黑" w:hAnsi="微软雅黑" w:cs="阿里巴巴普惠体" w:hint="eastAsia"/>
+          <w:shd w:val="pct10" w:color="auto" w:fill="FFFFFF"/>
+        </w:rPr>
+        <w:t>，</w:t>
+      </w:r>
+      <w:r>
+        <w:rPr>
+          <w:rFonts w:ascii="微软雅黑" w:eastAsia="微软雅黑" w:hAnsi="微软雅黑" w:cs="阿里巴巴普惠体"/>
+          <w:shd w:val="pct10" w:color="auto" w:fill="FFFFFF"/>
+        </w:rPr>
+        <w:t>四.5</w:t>
+      </w:r>
+      <w:r>
+        <w:rPr>
+          <w:rFonts w:ascii="微软雅黑" w:eastAsia="微软雅黑" w:hAnsi="微软雅黑" w:cs="阿里巴巴普惠体" w:hint="eastAsia"/>
+          <w:shd w:val="pct10" w:color="auto" w:fill="FFFFFF"/>
+        </w:rPr>
+        <w:t>会用到)</w:t>
+      </w:r>
+      <w:r>
+        <w:rPr>
+          <w:rFonts w:ascii="微软雅黑" w:eastAsia="微软雅黑" w:hAnsi="微软雅黑" w:cs="阿里巴巴普惠体" w:hint="eastAsia"/>
+        </w:rPr>
+        <w:t>，包含独立的数据库实例、存储空间、云函数配置等资源。</w:t>
+      </w:r>
+    </w:p>
+    <w:p>
+      <w:pPr>
+        <w:jc w:val="center"/>
+        <w:rPr>
+          <w:rFonts w:ascii="微软雅黑" w:eastAsia="微软雅黑" w:hAnsi="微软雅黑" w:cs="阿里巴巴普惠体"/>
+        </w:rPr>
+      </w:pPr>
+      <w:r>
+        <w:rPr>
+          <w:rFonts w:ascii="微软雅黑" w:eastAsia="微软雅黑" w:hAnsi="微软雅黑" w:cs="阿里巴巴普惠体"/>
+          <w:noProof/>
+        </w:rPr>
+        <w:drawing>
+          <wp:inline distT="0" distB="0" distL="0" distR="0">
+            <wp:extent cx="6645910" cy="2137410"/>
+            <wp:effectExtent l="0" t="0" r="2540" b="0"/>
+            <wp:docPr id="24" name="图片 24"/>
+            <wp:cNvGraphicFramePr>
+              <a:graphicFrameLocks xmlns:a="http://schemas.openxmlformats.org/drawingml/2006/main" noChangeAspect="1"/>
+            </wp:cNvGraphicFramePr>
+            <a:graphic xmlns:a="http://schemas.openxmlformats.org/drawingml/2006/main">
+              <a:graphicData uri="http://schemas.openxmlformats.org/drawingml/2006/picture">
+                <pic:pic xmlns:pic="http://schemas.openxmlformats.org/drawingml/2006/picture">
+                  <pic:nvPicPr>
+                    <pic:cNvPr id="24" name="图片 24"/>
+                    <pic:cNvPicPr>
+                      <a:picLocks noChangeAspect="1"/>
+                    </pic:cNvPicPr>
+                  </pic:nvPicPr>
+                  <pic:blipFill>
+                    <a:blip r:embed="rId17">
+                      <a:extLst>
+                        <a:ext uri="{28A0092B-C50C-407E-A947-70E740481C1C}">
+                          <a14:useLocalDpi xmlns:a14="http://schemas.microsoft.com/office/drawing/2010/main" val="0"/>
+                        </a:ext>
+                      </a:extLst>
+                    </a:blip>
+                    <a:stretch>
+                      <a:fillRect/>
+                    </a:stretch>
+                  </pic:blipFill>
+                  <pic:spPr>
+                    <a:xfrm>
+                      <a:off x="0" y="0"/>
+                      <a:ext cx="6645910" cy="2137410"/>
+                    </a:xfrm>
+                    <a:prstGeom prst="rect">
+                      <a:avLst/>
+                    </a:prstGeom>
+                  </pic:spPr>
+                </pic:pic>
+              </a:graphicData>
+            </a:graphic>
+          </wp:inline>
+        </w:drawing>
+      </w:r>
+    </w:p>
+    <w:p>
+      <w:pPr>
+        <w:pStyle w:val="3"/>
+        <w:rPr>
+          <w:rFonts w:ascii="微软雅黑" w:eastAsia="微软雅黑" w:hAnsi="微软雅黑"/>
+        </w:rPr>
+      </w:pPr>
+      <w:r>
+        <w:rPr>
+          <w:rFonts w:ascii="微软雅黑" w:eastAsia="微软雅黑" w:hAnsi="微软雅黑" w:hint="eastAsia"/>
+        </w:rPr>
+        <w:t xml:space="preserve">3．云函数及业务配置 </w:t>
+      </w:r>
+    </w:p>
+    <w:p>
+      <w:pPr>
+        <w:ind w:firstLine="420"/>
+        <w:rPr>
+          <w:rFonts w:ascii="微软雅黑" w:eastAsia="微软雅黑" w:hAnsi="微软雅黑" w:cs="阿里巴巴普惠体"/>
+        </w:rPr>
+      </w:pPr>
+      <w:r>
+        <w:rPr>
+          <w:rFonts w:ascii="微软雅黑" w:eastAsia="微软雅黑" w:hAnsi="微软雅黑" w:cs="阿里巴巴普惠体" w:hint="eastAsia"/>
+        </w:rPr>
+        <w:t>本项目使用到了一个云函数mcloud，在目录cloudfunctions下</w:t>
+      </w:r>
+    </w:p>
+    <w:p>
+      <w:pPr>
+        <w:ind w:firstLine="420"/>
+        <w:rPr>
+          <w:rFonts w:ascii="微软雅黑" w:eastAsia="微软雅黑" w:hAnsi="微软雅黑" w:cs="阿里巴巴普惠体"/>
+        </w:rPr>
+      </w:pPr>
+      <w:r>
+        <w:rPr>
+          <w:rFonts w:ascii="微软雅黑" w:eastAsia="微软雅黑" w:hAnsi="微软雅黑" w:cs="阿里巴巴普惠体" w:hint="eastAsia"/>
+        </w:rPr>
+        <w:t>打开cloudfunctions/</w:t>
+      </w:r>
+      <w:r>
+        <w:rPr>
+          <w:rFonts w:ascii="微软雅黑" w:eastAsia="微软雅黑" w:hAnsi="微软雅黑" w:cs="阿里巴巴普惠体"/>
+        </w:rPr>
+        <w:t>m</w:t>
+      </w:r>
+      <w:r>
+        <w:rPr>
+          <w:rFonts w:ascii="微软雅黑" w:eastAsia="微软雅黑" w:hAnsi="微软雅黑" w:cs="阿里巴巴普惠体" w:hint="eastAsia"/>
+        </w:rPr>
+        <w:t>cloud/config/config.js文件，使用【章节四.</w:t>
+      </w:r>
+      <w:r>
+        <w:rPr>
+          <w:rFonts w:ascii="微软雅黑" w:eastAsia="微软雅黑" w:hAnsi="微软雅黑" w:cs="阿里巴巴普惠体"/>
+        </w:rPr>
+        <w:t>2</w:t>
+      </w:r>
+      <w:r>
+        <w:rPr>
+          <w:rFonts w:ascii="微软雅黑" w:eastAsia="微软雅黑" w:hAnsi="微软雅黑" w:cs="阿里巴巴普惠体" w:hint="eastAsia"/>
+        </w:rPr>
+        <w:t>】</w:t>
+      </w:r>
+      <w:r>
+        <w:rPr>
+          <w:rFonts w:ascii="微软雅黑" w:eastAsia="微软雅黑" w:hAnsi="微软雅黑" w:cs="阿里巴巴普惠体"/>
+        </w:rPr>
+        <w:t>拷贝的</w:t>
+      </w:r>
+      <w:r>
+        <w:rPr>
+          <w:rFonts w:ascii="微软雅黑" w:eastAsia="微软雅黑" w:hAnsi="微软雅黑" w:cs="阿里巴巴普惠体" w:hint="eastAsia"/>
+        </w:rPr>
+        <w:t>云</w:t>
+      </w:r>
+      <w:r>
+        <w:rPr>
+          <w:rFonts w:ascii="微软雅黑" w:eastAsia="微软雅黑" w:hAnsi="微软雅黑" w:cs="阿里巴巴普惠体"/>
+        </w:rPr>
+        <w:t>环境</w:t>
+      </w:r>
+      <w:r>
+        <w:rPr>
+          <w:rFonts w:ascii="微软雅黑" w:eastAsia="微软雅黑" w:hAnsi="微软雅黑" w:cs="阿里巴巴普惠体" w:hint="eastAsia"/>
+        </w:rPr>
+        <w:t>I</w:t>
+      </w:r>
+      <w:r>
+        <w:rPr>
+          <w:rFonts w:ascii="微软雅黑" w:eastAsia="微软雅黑" w:hAnsi="微软雅黑" w:cs="阿里巴巴普惠体"/>
+        </w:rPr>
+        <w:t>D</w:t>
+      </w:r>
+      <w:r>
+        <w:rPr>
+          <w:rFonts w:ascii="微软雅黑" w:eastAsia="微软雅黑" w:hAnsi="微软雅黑" w:cs="阿里巴巴普惠体" w:hint="eastAsia"/>
+        </w:rPr>
+        <w:t>，进行如下配置（大约第</w:t>
+      </w:r>
+      <w:r>
+        <w:rPr>
+          <w:rFonts w:ascii="微软雅黑" w:eastAsia="微软雅黑" w:hAnsi="微软雅黑" w:cs="阿里巴巴普惠体"/>
+        </w:rPr>
+        <w:t>4行</w:t>
+      </w:r>
+      <w:r>
+        <w:rPr>
+          <w:rFonts w:ascii="微软雅黑" w:eastAsia="微软雅黑" w:hAnsi="微软雅黑" w:cs="阿里巴巴普惠体" w:hint="eastAsia"/>
+        </w:rPr>
+        <w:t>）</w:t>
+      </w:r>
+    </w:p>
+    <w:p>
+      <w:pPr>
+        <w:jc w:val="center"/>
+        <w:rPr>
+          <w:rFonts w:ascii="微软雅黑" w:eastAsia="微软雅黑" w:hAnsi="微软雅黑" w:cs="阿里巴巴普惠体"/>
+        </w:rPr>
+      </w:pPr>
+      <w:r>
+        <w:rPr>
+          <w:rFonts w:ascii="微软雅黑" w:eastAsia="微软雅黑" w:hAnsi="微软雅黑" w:cs="阿里巴巴普惠体"/>
+          <w:noProof/>
+        </w:rPr>
+        <w:lastRenderedPageBreak/>
+        <w:drawing>
+          <wp:inline distT="0" distB="0" distL="0" distR="0">
+            <wp:extent cx="6473825" cy="3312795"/>
+            <wp:effectExtent l="0" t="0" r="3175" b="1905"/>
+            <wp:docPr id="3" name="图片 3"/>
+            <wp:cNvGraphicFramePr>
+              <a:graphicFrameLocks xmlns:a="http://schemas.openxmlformats.org/drawingml/2006/main" noChangeAspect="1"/>
+            </wp:cNvGraphicFramePr>
+            <a:graphic xmlns:a="http://schemas.openxmlformats.org/drawingml/2006/main">
+              <a:graphicData uri="http://schemas.openxmlformats.org/drawingml/2006/picture">
+                <pic:pic xmlns:pic="http://schemas.openxmlformats.org/drawingml/2006/picture">
+                  <pic:nvPicPr>
+                    <pic:cNvPr id="3" name="图片 3"/>
+                    <pic:cNvPicPr>
+                      <a:picLocks noChangeAspect="1"/>
+                    </pic:cNvPicPr>
+                  </pic:nvPicPr>
+                  <pic:blipFill>
+                    <a:blip r:embed="rId18">
+                      <a:extLst>
+                        <a:ext uri="{28A0092B-C50C-407E-A947-70E740481C1C}">
+                          <a14:useLocalDpi xmlns:a14="http://schemas.microsoft.com/office/drawing/2010/main" val="0"/>
+                        </a:ext>
+                      </a:extLst>
+                    </a:blip>
+                    <a:stretch>
+                      <a:fillRect/>
+                    </a:stretch>
+                  </pic:blipFill>
+                  <pic:spPr>
+                    <a:xfrm>
+                      <a:off x="0" y="0"/>
+                      <a:ext cx="6473898" cy="3313220"/>
+                    </a:xfrm>
+                    <a:prstGeom prst="rect">
+                      <a:avLst/>
+                    </a:prstGeom>
+                  </pic:spPr>
+                </pic:pic>
+              </a:graphicData>
+            </a:graphic>
+          </wp:inline>
+        </w:drawing>
+      </w:r>
+    </w:p>
+    <w:p>
+      <w:pPr>
+        <w:pStyle w:val="3"/>
+        <w:rPr>
+          <w:rFonts w:ascii="微软雅黑" w:eastAsia="微软雅黑" w:hAnsi="微软雅黑" w:cs="阿里巴巴普惠体"/>
+        </w:rPr>
+      </w:pPr>
+      <w:r>
+        <w:rPr>
+          <w:rFonts w:ascii="微软雅黑" w:eastAsia="微软雅黑" w:hAnsi="微软雅黑" w:cs="阿里巴巴普惠体"/>
+        </w:rPr>
+        <w:t>4</w:t>
+      </w:r>
+      <w:r>
+        <w:rPr>
+          <w:rFonts w:ascii="微软雅黑" w:eastAsia="微软雅黑" w:hAnsi="微软雅黑" w:hint="eastAsia"/>
+        </w:rPr>
+        <w:t>．</w:t>
+      </w:r>
+      <w:r>
+        <w:rPr>
+          <w:rFonts w:ascii="微软雅黑" w:eastAsia="微软雅黑" w:hAnsi="微软雅黑" w:cs="阿里巴巴普惠体"/>
+        </w:rPr>
+        <w:t>云</w:t>
+      </w:r>
+      <w:r>
+        <w:rPr>
+          <w:rFonts w:ascii="微软雅黑" w:eastAsia="微软雅黑" w:hAnsi="微软雅黑" w:cs="阿里巴巴普惠体" w:hint="eastAsia"/>
+        </w:rPr>
+        <w:t>环境选择</w:t>
+      </w:r>
+    </w:p>
+    <w:p>
+      <w:pPr>
+        <w:rPr>
+          <w:rFonts w:ascii="微软雅黑" w:eastAsia="微软雅黑" w:hAnsi="微软雅黑"/>
+        </w:rPr>
+      </w:pPr>
+      <w:r>
+        <w:rPr>
+          <w:rFonts w:ascii="微软雅黑" w:eastAsia="微软雅黑" w:hAnsi="微软雅黑"/>
+        </w:rPr>
+        <w:t>点击</w:t>
+      </w:r>
+      <w:r>
+        <w:rPr>
+          <w:rFonts w:ascii="微软雅黑" w:eastAsia="微软雅黑" w:hAnsi="微软雅黑" w:hint="eastAsia"/>
+        </w:rPr>
+        <w:t>本项目根目录下的</w:t>
+      </w:r>
+      <w:r>
+        <w:rPr>
+          <w:rFonts w:ascii="微软雅黑" w:eastAsia="微软雅黑" w:hAnsi="微软雅黑" w:hint="eastAsia"/>
+          <w:shd w:val="pct10" w:color="auto" w:fill="FFFFFF"/>
+        </w:rPr>
+        <w:t>cl</w:t>
+      </w:r>
+      <w:r>
+        <w:rPr>
+          <w:rFonts w:ascii="微软雅黑" w:eastAsia="微软雅黑" w:hAnsi="微软雅黑"/>
+          <w:shd w:val="pct10" w:color="auto" w:fill="FFFFFF"/>
+        </w:rPr>
+        <w:t>oudfunctions</w:t>
+      </w:r>
+      <w:r>
+        <w:rPr>
+          <w:rFonts w:ascii="微软雅黑" w:eastAsia="微软雅黑" w:hAnsi="微软雅黑"/>
+        </w:rPr>
+        <w:t>目录</w:t>
+      </w:r>
+      <w:r>
+        <w:rPr>
+          <w:rFonts w:ascii="微软雅黑" w:eastAsia="微软雅黑" w:hAnsi="微软雅黑" w:hint="eastAsia"/>
+        </w:rPr>
+        <w:t>，</w:t>
+      </w:r>
+      <w:r>
+        <w:rPr>
+          <w:rFonts w:ascii="微软雅黑" w:eastAsia="微软雅黑" w:hAnsi="微软雅黑"/>
+        </w:rPr>
+        <w:t>右键</w:t>
+      </w:r>
+      <w:r>
+        <w:rPr>
+          <w:rFonts w:ascii="微软雅黑" w:eastAsia="微软雅黑" w:hAnsi="微软雅黑" w:hint="eastAsia"/>
+        </w:rPr>
+        <w:t>选择</w:t>
+      </w:r>
+      <w:r>
+        <w:rPr>
+          <w:rFonts w:ascii="微软雅黑" w:eastAsia="微软雅黑" w:hAnsi="微软雅黑" w:hint="eastAsia"/>
+          <w:shd w:val="pct10" w:color="auto" w:fill="FFFFFF"/>
+        </w:rPr>
+        <w:t>当前环境</w:t>
+      </w:r>
+      <w:r>
+        <w:rPr>
+          <w:rFonts w:ascii="微软雅黑" w:eastAsia="微软雅黑" w:hAnsi="微软雅黑" w:hint="eastAsia"/>
+        </w:rPr>
+        <w:t>（</w:t>
+      </w:r>
+      <w:r>
+        <w:rPr>
+          <w:rFonts w:ascii="微软雅黑" w:eastAsia="微软雅黑" w:hAnsi="微软雅黑" w:hint="eastAsia"/>
+          <w:kern w:val="0"/>
+          <w:shd w:val="pct10" w:color="auto" w:fill="FFFFFF"/>
+        </w:rPr>
+        <w:t>章节四.2</w:t>
+      </w:r>
+      <w:r>
+        <w:rPr>
+          <w:rFonts w:ascii="微软雅黑" w:eastAsia="微软雅黑" w:hAnsi="微软雅黑" w:hint="eastAsia"/>
+          <w:shd w:val="pct10" w:color="auto" w:fill="FFFFFF"/>
+        </w:rPr>
+        <w:t>创建的云环境</w:t>
+      </w:r>
+      <w:r>
+        <w:rPr>
+          <w:rFonts w:ascii="微软雅黑" w:eastAsia="微软雅黑" w:hAnsi="微软雅黑" w:hint="eastAsia"/>
+        </w:rPr>
+        <w:t>），</w:t>
+      </w:r>
+      <w:r>
+        <w:rPr>
+          <w:rFonts w:ascii="微软雅黑" w:eastAsia="微软雅黑" w:hAnsi="微软雅黑"/>
+        </w:rPr>
+        <w:t>如下图</w:t>
+      </w:r>
+      <w:r>
+        <w:rPr>
+          <w:rFonts w:ascii="微软雅黑" w:eastAsia="微软雅黑" w:hAnsi="微软雅黑" w:hint="eastAsia"/>
+        </w:rPr>
+        <w:t>：</w:t>
+      </w:r>
+    </w:p>
+    <w:p>
+      <w:r>
+        <w:rPr>
+          <w:noProof/>
+        </w:rPr>
+        <w:drawing>
+          <wp:inline distT="0" distB="0" distL="0" distR="0">
+            <wp:extent cx="6522720" cy="2918460"/>
+            <wp:effectExtent l="0" t="0" r="0" b="0"/>
+            <wp:docPr id="11" name="图片 11" descr="C:\Users\Administrator\AppData\Local\Temp\WeChat Files\01d482f35e57866c940b1b6292dc954.png"/>
+            <wp:cNvGraphicFramePr>
+              <a:graphicFrameLocks xmlns:a="http://schemas.openxmlformats.org/drawingml/2006/main" noChangeAspect="1"/>
+            </wp:cNvGraphicFramePr>
+            <a:graphic xmlns:a="http://schemas.openxmlformats.org/drawingml/2006/main">
+              <a:graphicData uri="http://schemas.openxmlformats.org/drawingml/2006/picture">
+                <pic:pic xmlns:pic="http://schemas.openxmlformats.org/drawingml/2006/picture">
+                  <pic:nvPicPr>
+                    <pic:cNvPr id="11" name="图片 11" descr="C:\Users\Administrator\AppData\Local\Temp\WeChat Files\01d482f35e57866c940b1b6292dc954.png"/>
+                    <pic:cNvPicPr>
+                      <a:picLocks noChangeAspect="1" noChangeArrowheads="1"/>
+                    </pic:cNvPicPr>
+                  </pic:nvPicPr>
+                  <pic:blipFill>
+                    <a:blip r:embed="rId19">
+                      <a:extLst>
+                        <a:ext uri="{28A0092B-C50C-407E-A947-70E740481C1C}">
+                          <a14:useLocalDpi xmlns:a14="http://schemas.microsoft.com/office/drawing/2010/main" val="0"/>
+                        </a:ext>
+                      </a:extLst>
+                    </a:blip>
+                    <a:srcRect/>
+                    <a:stretch>
+                      <a:fillRect/>
+                    </a:stretch>
+                  </pic:blipFill>
+                  <pic:spPr>
+                    <a:xfrm>
+                      <a:off x="0" y="0"/>
+                      <a:ext cx="6522720" cy="2918460"/>
+                    </a:xfrm>
+                    <a:prstGeom prst="rect">
+                      <a:avLst/>
+                    </a:prstGeom>
+                    <a:noFill/>
+                    <a:ln>
+                      <a:noFill/>
+                    </a:ln>
+                  </pic:spPr>
+                </pic:pic>
+              </a:graphicData>
+            </a:graphic>
+          </wp:inline>
+        </w:drawing>
+      </w:r>
+    </w:p>
+    <w:p>
+      <w:pPr>
+        <w:pStyle w:val="3"/>
+        <w:rPr>
+          <w:rFonts w:ascii="微软雅黑" w:eastAsia="微软雅黑" w:hAnsi="微软雅黑" w:cs="阿里巴巴普惠体"/>
+        </w:rPr>
+      </w:pPr>
+      <w:r>
+        <w:rPr>
+          <w:rFonts w:ascii="微软雅黑" w:eastAsia="微软雅黑" w:hAnsi="微软雅黑" w:cs="阿里巴巴普惠体"/>
+        </w:rPr>
+        <w:t>5</w:t>
+      </w:r>
+      <w:r>
+        <w:rPr>
+          <w:rFonts w:ascii="微软雅黑" w:eastAsia="微软雅黑" w:hAnsi="微软雅黑" w:hint="eastAsia"/>
+        </w:rPr>
+        <w:t>．</w:t>
+      </w:r>
+      <w:r>
+        <w:rPr>
+          <w:rFonts w:ascii="微软雅黑" w:eastAsia="微软雅黑" w:hAnsi="微软雅黑" w:cs="阿里巴巴普惠体"/>
+        </w:rPr>
+        <w:t>云</w:t>
+      </w:r>
+      <w:r>
+        <w:rPr>
+          <w:rFonts w:ascii="微软雅黑" w:eastAsia="微软雅黑" w:hAnsi="微软雅黑"/>
+        </w:rPr>
+        <w:t>函数</w:t>
+      </w:r>
+      <w:r>
+        <w:rPr>
+          <w:rFonts w:ascii="微软雅黑" w:eastAsia="微软雅黑" w:hAnsi="微软雅黑" w:cs="阿里巴巴普惠体"/>
+        </w:rPr>
+        <w:t>上传及参数配置</w:t>
+      </w:r>
+    </w:p>
+    <w:p>
+      <w:pPr>
+        <w:rPr>
+          <w:rFonts w:ascii="微软雅黑" w:eastAsia="微软雅黑" w:hAnsi="微软雅黑"/>
+        </w:rPr>
+      </w:pPr>
+      <w:r>
+        <w:rPr>
+          <w:rFonts w:ascii="微软雅黑" w:eastAsia="微软雅黑" w:hAnsi="微软雅黑"/>
+        </w:rPr>
+        <w:t>点击云函数目录</w:t>
+      </w:r>
+      <w:r>
+        <w:rPr>
+          <w:rFonts w:ascii="微软雅黑" w:eastAsia="微软雅黑" w:hAnsi="微软雅黑" w:hint="eastAsia"/>
+        </w:rPr>
+        <w:t>mc</w:t>
+      </w:r>
+      <w:r>
+        <w:rPr>
+          <w:rFonts w:ascii="微软雅黑" w:eastAsia="微软雅黑" w:hAnsi="微软雅黑"/>
+        </w:rPr>
+        <w:t>loud</w:t>
+      </w:r>
+      <w:r>
+        <w:rPr>
+          <w:rFonts w:ascii="微软雅黑" w:eastAsia="微软雅黑" w:hAnsi="微软雅黑" w:hint="eastAsia"/>
+        </w:rPr>
+        <w:t>，</w:t>
+      </w:r>
+      <w:r>
+        <w:rPr>
+          <w:rFonts w:ascii="微软雅黑" w:eastAsia="微软雅黑" w:hAnsi="微软雅黑"/>
+        </w:rPr>
+        <w:t>右键上传</w:t>
+      </w:r>
+      <w:r>
+        <w:rPr>
+          <w:rFonts w:ascii="微软雅黑" w:eastAsia="微软雅黑" w:hAnsi="微软雅黑" w:hint="eastAsia"/>
+        </w:rPr>
+        <w:t>（</w:t>
+      </w:r>
+      <w:r>
+        <w:rPr>
+          <w:rFonts w:ascii="微软雅黑" w:eastAsia="微软雅黑" w:hAnsi="微软雅黑" w:hint="eastAsia"/>
+          <w:shd w:val="pct10" w:color="auto" w:fill="FFFFFF"/>
+        </w:rPr>
+        <w:t>选择上传并部署：云端安装依赖</w:t>
+      </w:r>
+      <w:r>
+        <w:rPr>
+          <w:rFonts w:ascii="微软雅黑" w:eastAsia="微软雅黑" w:hAnsi="微软雅黑" w:hint="eastAsia"/>
+        </w:rPr>
+        <w:t>），</w:t>
+      </w:r>
+      <w:r>
+        <w:rPr>
+          <w:rFonts w:ascii="微软雅黑" w:eastAsia="微软雅黑" w:hAnsi="微软雅黑"/>
+        </w:rPr>
+        <w:t>如下图</w:t>
+      </w:r>
+      <w:r>
+        <w:rPr>
+          <w:rFonts w:ascii="微软雅黑" w:eastAsia="微软雅黑" w:hAnsi="微软雅黑" w:hint="eastAsia"/>
+        </w:rPr>
+        <w:t>：</w:t>
+      </w:r>
+    </w:p>
+    <w:p>
+      <w:pPr>
+        <w:rPr>
+          <w:rFonts w:ascii="微软雅黑" w:eastAsia="微软雅黑" w:hAnsi="微软雅黑"/>
+        </w:rPr>
+      </w:pPr>
+      <w:r>
+        <w:rPr>
+          <w:rFonts w:ascii="微软雅黑" w:eastAsia="微软雅黑" w:hAnsi="微软雅黑"/>
+          <w:noProof/>
+        </w:rPr>
+        <w:lastRenderedPageBreak/>
+        <w:drawing>
+          <wp:inline distT="0" distB="0" distL="0" distR="0">
+            <wp:extent cx="4096385" cy="5003165"/>
+            <wp:effectExtent l="0" t="0" r="0" b="6985"/>
+            <wp:docPr id="9" name="图片 9"/>
+            <wp:cNvGraphicFramePr>
+              <a:graphicFrameLocks xmlns:a="http://schemas.openxmlformats.org/drawingml/2006/main" noChangeAspect="1"/>
+            </wp:cNvGraphicFramePr>
+            <a:graphic xmlns:a="http://schemas.openxmlformats.org/drawingml/2006/main">
+              <a:graphicData uri="http://schemas.openxmlformats.org/drawingml/2006/picture">
+                <pic:pic xmlns:pic="http://schemas.openxmlformats.org/drawingml/2006/picture">
+                  <pic:nvPicPr>
+                    <pic:cNvPr id="9" name="图片 9"/>
+                    <pic:cNvPicPr>
+                      <a:picLocks noChangeAspect="1"/>
+                    </pic:cNvPicPr>
+                  </pic:nvPicPr>
+                  <pic:blipFill>
+                    <a:blip r:embed="rId20">
+                      <a:extLst>
+                        <a:ext uri="{28A0092B-C50C-407E-A947-70E740481C1C}">
+                          <a14:useLocalDpi xmlns:a14="http://schemas.microsoft.com/office/drawing/2010/main" val="0"/>
+                        </a:ext>
+                      </a:extLst>
+                    </a:blip>
+                    <a:stretch>
+                      <a:fillRect/>
+                    </a:stretch>
+                  </pic:blipFill>
+                  <pic:spPr>
+                    <a:xfrm>
+                      <a:off x="0" y="0"/>
+                      <a:ext cx="4096512" cy="5003597"/>
+                    </a:xfrm>
+                    <a:prstGeom prst="rect">
+                      <a:avLst/>
+                    </a:prstGeom>
+                  </pic:spPr>
+                </pic:pic>
+              </a:graphicData>
+            </a:graphic>
+          </wp:inline>
+        </w:drawing>
+      </w:r>
+    </w:p>
+    <w:p>
+      <w:pPr>
+        <w:rPr>
+          <w:rFonts w:ascii="微软雅黑" w:eastAsia="微软雅黑" w:hAnsi="微软雅黑"/>
+        </w:rPr>
+      </w:pPr>
+      <w:r>
+        <w:rPr>
+          <w:rFonts w:ascii="微软雅黑" w:eastAsia="微软雅黑" w:hAnsi="微软雅黑"/>
+        </w:rPr>
+        <w:t>上传</w:t>
+      </w:r>
+      <w:r>
+        <w:rPr>
+          <w:rFonts w:ascii="微软雅黑" w:eastAsia="微软雅黑" w:hAnsi="微软雅黑" w:hint="eastAsia"/>
+        </w:rPr>
+        <w:t>云函数的过程</w:t>
+      </w:r>
+      <w:r>
+        <w:rPr>
+          <w:rFonts w:ascii="微软雅黑" w:eastAsia="微软雅黑" w:hAnsi="微软雅黑"/>
+        </w:rPr>
+        <w:t>可能持续</w:t>
+      </w:r>
+      <w:r>
+        <w:rPr>
+          <w:rFonts w:ascii="微软雅黑" w:eastAsia="微软雅黑" w:hAnsi="微软雅黑" w:hint="eastAsia"/>
+        </w:rPr>
+        <w:t>十几</w:t>
+      </w:r>
+      <w:r>
+        <w:rPr>
+          <w:rFonts w:ascii="微软雅黑" w:eastAsia="微软雅黑" w:hAnsi="微软雅黑"/>
+        </w:rPr>
+        <w:t>秒</w:t>
+      </w:r>
+      <w:r>
+        <w:rPr>
+          <w:rFonts w:ascii="微软雅黑" w:eastAsia="微软雅黑" w:hAnsi="微软雅黑" w:hint="eastAsia"/>
+        </w:rPr>
+        <w:t>~</w:t>
+      </w:r>
+      <w:r>
+        <w:rPr>
+          <w:rFonts w:ascii="微软雅黑" w:eastAsia="微软雅黑" w:hAnsi="微软雅黑"/>
+        </w:rPr>
+        <w:t>几十秒钟</w:t>
+      </w:r>
+      <w:r>
+        <w:rPr>
+          <w:rFonts w:ascii="微软雅黑" w:eastAsia="微软雅黑" w:hAnsi="微软雅黑" w:hint="eastAsia"/>
+        </w:rPr>
+        <w:t>，请耐心等待，</w:t>
+      </w:r>
+      <w:r>
+        <w:rPr>
+          <w:rFonts w:ascii="微软雅黑" w:eastAsia="微软雅黑" w:hAnsi="微软雅黑"/>
+        </w:rPr>
+        <w:t>若提示失败可以多上传几次</w:t>
+      </w:r>
+      <w:r>
+        <w:rPr>
+          <w:rFonts w:ascii="微软雅黑" w:eastAsia="微软雅黑" w:hAnsi="微软雅黑" w:hint="eastAsia"/>
+        </w:rPr>
+        <w:t>，</w:t>
+      </w:r>
+      <w:r>
+        <w:rPr>
+          <w:rFonts w:ascii="微软雅黑" w:eastAsia="微软雅黑" w:hAnsi="微软雅黑"/>
+        </w:rPr>
+        <w:t>直至成功为止</w:t>
+      </w:r>
+      <w:r>
+        <w:rPr>
+          <w:rFonts w:ascii="微软雅黑" w:eastAsia="微软雅黑" w:hAnsi="微软雅黑" w:hint="eastAsia"/>
+        </w:rPr>
+        <w:t>。</w:t>
+      </w:r>
+    </w:p>
+    <w:p>
+      <w:pPr>
+        <w:rPr>
+          <w:rFonts w:ascii="微软雅黑" w:eastAsia="微软雅黑" w:hAnsi="微软雅黑"/>
+        </w:rPr>
+      </w:pPr>
+      <w:r>
+        <w:rPr>
+          <w:rFonts w:ascii="微软雅黑" w:eastAsia="微软雅黑" w:hAnsi="微软雅黑"/>
+        </w:rPr>
+        <w:t>上传完毕之后</w:t>
+      </w:r>
+      <w:r>
+        <w:rPr>
+          <w:rFonts w:ascii="微软雅黑" w:eastAsia="微软雅黑" w:hAnsi="微软雅黑" w:hint="eastAsia"/>
+        </w:rPr>
+        <w:t>，</w:t>
+      </w:r>
+      <w:r>
+        <w:rPr>
+          <w:rFonts w:ascii="微软雅黑" w:eastAsia="微软雅黑" w:hAnsi="微软雅黑" w:cs="阿里巴巴普惠体" w:hint="eastAsia"/>
+        </w:rPr>
+        <w:t>在开发者工具的工具栏左侧上部，点击</w:t>
+      </w:r>
+      <w:r>
+        <w:rPr>
+          <w:rFonts w:ascii="微软雅黑" w:eastAsia="微软雅黑" w:hAnsi="微软雅黑" w:cs="阿里巴巴普惠体"/>
+        </w:rPr>
+        <w:t xml:space="preserve"> </w:t>
+      </w:r>
+      <w:r>
+        <w:rPr>
+          <w:rFonts w:ascii="微软雅黑" w:eastAsia="微软雅黑" w:hAnsi="微软雅黑" w:cs="阿里巴巴普惠体" w:hint="eastAsia"/>
+        </w:rPr>
+        <w:t>【</w:t>
+      </w:r>
+      <w:r>
+        <w:rPr>
+          <w:rFonts w:ascii="微软雅黑" w:eastAsia="微软雅黑" w:hAnsi="微软雅黑" w:cs="阿里巴巴普惠体" w:hint="eastAsia"/>
+          <w:shd w:val="pct10" w:color="auto" w:fill="FFFFFF"/>
+        </w:rPr>
+        <w:t>云开发</w:t>
+      </w:r>
+      <w:r>
+        <w:rPr>
+          <w:rFonts w:ascii="微软雅黑" w:eastAsia="微软雅黑" w:hAnsi="微软雅黑" w:cs="阿里巴巴普惠体" w:hint="eastAsia"/>
+        </w:rPr>
+        <w:t>】</w:t>
+      </w:r>
+      <w:r>
+        <w:rPr>
+          <w:rFonts w:ascii="微软雅黑" w:eastAsia="微软雅黑" w:hAnsi="微软雅黑" w:cs="阿里巴巴普惠体"/>
+        </w:rPr>
+        <w:t xml:space="preserve"> </w:t>
+      </w:r>
+      <w:r>
+        <w:rPr>
+          <w:rFonts w:ascii="微软雅黑" w:eastAsia="微软雅黑" w:hAnsi="微软雅黑" w:cs="阿里巴巴普惠体" w:hint="eastAsia"/>
+        </w:rPr>
+        <w:t>按钮即可打开云控制台</w:t>
+      </w:r>
+      <w:r>
+        <w:rPr>
+          <w:rFonts w:ascii="微软雅黑" w:eastAsia="微软雅黑" w:hAnsi="微软雅黑" w:hint="eastAsia"/>
+        </w:rPr>
+        <w:t>，如下图：</w:t>
+      </w:r>
+    </w:p>
+    <w:p>
+      <w:pPr>
+        <w:rPr>
+          <w:rFonts w:ascii="微软雅黑" w:eastAsia="微软雅黑" w:hAnsi="微软雅黑"/>
+        </w:rPr>
+      </w:pPr>
+      <w:r>
+        <w:rPr>
+          <w:rFonts w:ascii="微软雅黑" w:eastAsia="微软雅黑" w:hAnsi="微软雅黑" w:cs="阿里巴巴普惠体"/>
+          <w:noProof/>
+          <w:szCs w:val="21"/>
+        </w:rPr>
+        <w:drawing>
+          <wp:inline distT="0" distB="0" distL="0" distR="0">
+            <wp:extent cx="6645910" cy="620395"/>
+            <wp:effectExtent l="38100" t="38100" r="97790" b="103505"/>
+            <wp:docPr id="15" name="图片 15" descr="https://main.qcloudimg.com/raw/eb4739da3c8d504ee71dc48faacc9eee.png"/>
+            <wp:cNvGraphicFramePr>
+              <a:graphicFrameLocks xmlns:a="http://schemas.openxmlformats.org/drawingml/2006/main" noChangeAspect="1"/>
+            </wp:cNvGraphicFramePr>
+            <a:graphic xmlns:a="http://schemas.openxmlformats.org/drawingml/2006/main">
+              <a:graphicData uri="http://schemas.openxmlformats.org/drawingml/2006/picture">
+                <pic:pic xmlns:pic="http://schemas.openxmlformats.org/drawingml/2006/picture">
+                  <pic:nvPicPr>
+                    <pic:cNvPr id="15" name="图片 15" descr="https://main.qcloudimg.com/raw/eb4739da3c8d504ee71dc48faacc9eee.png"/>
+                    <pic:cNvPicPr>
+                      <a:picLocks noChangeAspect="1" noChangeArrowheads="1"/>
+                    </pic:cNvPicPr>
+                  </pic:nvPicPr>
+                  <pic:blipFill>
+                    <a:blip r:embed="rId15" cstate="print">
                       <a:extLst>
                         <a:ext uri="{28A0092B-C50C-407E-A947-70E740481C1C}">
                           <a14:useLocalDpi xmlns:a14="http://schemas.microsoft.com/office/drawing/2010/main" val="0"/>
@@ -1254,873 +2291,6 @@
     </w:p>
     <w:p>
       <w:pPr>
-        <w:ind w:firstLine="420"/>
-        <w:rPr>
-          <w:rFonts w:ascii="微软雅黑" w:eastAsia="微软雅黑" w:hAnsi="微软雅黑" w:cs="阿里巴巴普惠体"/>
-        </w:rPr>
-      </w:pPr>
-      <w:r>
-        <w:rPr>
-          <w:rFonts w:ascii="微软雅黑" w:eastAsia="微软雅黑" w:hAnsi="微软雅黑" w:cs="阿里巴巴普惠体" w:hint="eastAsia"/>
-        </w:rPr>
-        <w:t>每个环境相互隔离，</w:t>
-      </w:r>
-      <w:r>
-        <w:rPr>
-          <w:rFonts w:ascii="微软雅黑" w:eastAsia="微软雅黑" w:hAnsi="微软雅黑" w:cs="阿里巴巴普惠体" w:hint="eastAsia"/>
-          <w:shd w:val="pct10" w:color="auto" w:fill="FFFFFF"/>
-        </w:rPr>
-        <w:t>拥有唯一的环境 ID</w:t>
-      </w:r>
-      <w:r>
-        <w:rPr>
-          <w:rFonts w:ascii="微软雅黑" w:eastAsia="微软雅黑" w:hAnsi="微软雅黑" w:cs="阿里巴巴普惠体"/>
-          <w:shd w:val="pct10" w:color="auto" w:fill="FFFFFF"/>
-        </w:rPr>
-        <w:t xml:space="preserve"> </w:t>
-      </w:r>
-      <w:r>
-        <w:rPr>
-          <w:rFonts w:ascii="微软雅黑" w:eastAsia="微软雅黑" w:hAnsi="微软雅黑" w:cs="阿里巴巴普惠体" w:hint="eastAsia"/>
-          <w:shd w:val="pct10" w:color="auto" w:fill="FFFFFF"/>
-        </w:rPr>
-        <w:t>(拷贝此ID，后面配置 四</w:t>
-      </w:r>
-      <w:r>
-        <w:rPr>
-          <w:rFonts w:ascii="微软雅黑" w:eastAsia="微软雅黑" w:hAnsi="微软雅黑" w:cs="阿里巴巴普惠体"/>
-          <w:shd w:val="pct10" w:color="auto" w:fill="FFFFFF"/>
-        </w:rPr>
-        <w:t>.3</w:t>
-      </w:r>
-      <w:r>
-        <w:rPr>
-          <w:rFonts w:ascii="微软雅黑" w:eastAsia="微软雅黑" w:hAnsi="微软雅黑" w:cs="阿里巴巴普惠体" w:hint="eastAsia"/>
-          <w:shd w:val="pct10" w:color="auto" w:fill="FFFFFF"/>
-        </w:rPr>
-        <w:t>，</w:t>
-      </w:r>
-      <w:r>
-        <w:rPr>
-          <w:rFonts w:ascii="微软雅黑" w:eastAsia="微软雅黑" w:hAnsi="微软雅黑" w:cs="阿里巴巴普惠体"/>
-          <w:shd w:val="pct10" w:color="auto" w:fill="FFFFFF"/>
-        </w:rPr>
-        <w:t>四.5</w:t>
-      </w:r>
-      <w:r>
-        <w:rPr>
-          <w:rFonts w:ascii="微软雅黑" w:eastAsia="微软雅黑" w:hAnsi="微软雅黑" w:cs="阿里巴巴普惠体" w:hint="eastAsia"/>
-          <w:shd w:val="pct10" w:color="auto" w:fill="FFFFFF"/>
-        </w:rPr>
-        <w:t>会用到)</w:t>
-      </w:r>
-      <w:r>
-        <w:rPr>
-          <w:rFonts w:ascii="微软雅黑" w:eastAsia="微软雅黑" w:hAnsi="微软雅黑" w:cs="阿里巴巴普惠体" w:hint="eastAsia"/>
-        </w:rPr>
-        <w:t>，包含独立的数据库实例、存储空间、云函数配置等资源。</w:t>
-      </w:r>
-    </w:p>
-    <w:p>
-      <w:pPr>
-        <w:jc w:val="center"/>
-        <w:rPr>
-          <w:rFonts w:ascii="微软雅黑" w:eastAsia="微软雅黑" w:hAnsi="微软雅黑" w:cs="阿里巴巴普惠体"/>
-        </w:rPr>
-      </w:pPr>
-      <w:r>
-        <w:rPr>
-          <w:rFonts w:ascii="微软雅黑" w:eastAsia="微软雅黑" w:hAnsi="微软雅黑" w:cs="阿里巴巴普惠体"/>
-          <w:noProof/>
-        </w:rPr>
-        <w:drawing>
-          <wp:inline distT="0" distB="0" distL="0" distR="0">
-            <wp:extent cx="6645910" cy="2137410"/>
-            <wp:effectExtent l="0" t="0" r="2540" b="0"/>
-            <wp:docPr id="24" name="图片 24"/>
-            <wp:cNvGraphicFramePr>
-              <a:graphicFrameLocks xmlns:a="http://schemas.openxmlformats.org/drawingml/2006/main" noChangeAspect="1"/>
-            </wp:cNvGraphicFramePr>
-            <a:graphic xmlns:a="http://schemas.openxmlformats.org/drawingml/2006/main">
-              <a:graphicData uri="http://schemas.openxmlformats.org/drawingml/2006/picture">
-                <pic:pic xmlns:pic="http://schemas.openxmlformats.org/drawingml/2006/picture">
-                  <pic:nvPicPr>
-                    <pic:cNvPr id="24" name="图片 24"/>
-                    <pic:cNvPicPr>
-                      <a:picLocks noChangeAspect="1"/>
-                    </pic:cNvPicPr>
-                  </pic:nvPicPr>
-                  <pic:blipFill>
-                    <a:blip r:embed="rId14">
-                      <a:extLst>
-                        <a:ext uri="{28A0092B-C50C-407E-A947-70E740481C1C}">
-                          <a14:useLocalDpi xmlns:a14="http://schemas.microsoft.com/office/drawing/2010/main" val="0"/>
-                        </a:ext>
-                      </a:extLst>
-                    </a:blip>
-                    <a:stretch>
-                      <a:fillRect/>
-                    </a:stretch>
-                  </pic:blipFill>
-                  <pic:spPr>
-                    <a:xfrm>
-                      <a:off x="0" y="0"/>
-                      <a:ext cx="6645910" cy="2137410"/>
-                    </a:xfrm>
-                    <a:prstGeom prst="rect">
-                      <a:avLst/>
-                    </a:prstGeom>
-                  </pic:spPr>
-                </pic:pic>
-              </a:graphicData>
-            </a:graphic>
-          </wp:inline>
-        </w:drawing>
-      </w:r>
-    </w:p>
-    <w:p>
-      <w:pPr>
-        <w:pStyle w:val="3"/>
-        <w:rPr>
-          <w:rFonts w:ascii="微软雅黑" w:eastAsia="微软雅黑" w:hAnsi="微软雅黑"/>
-        </w:rPr>
-      </w:pPr>
-      <w:r>
-        <w:rPr>
-          <w:rFonts w:ascii="微软雅黑" w:eastAsia="微软雅黑" w:hAnsi="微软雅黑" w:hint="eastAsia"/>
-        </w:rPr>
-        <w:t xml:space="preserve">3．云函数及业务配置 </w:t>
-      </w:r>
-    </w:p>
-    <w:p>
-      <w:pPr>
-        <w:ind w:firstLine="420"/>
-        <w:rPr>
-          <w:rFonts w:ascii="微软雅黑" w:eastAsia="微软雅黑" w:hAnsi="微软雅黑" w:cs="阿里巴巴普惠体"/>
-        </w:rPr>
-      </w:pPr>
-      <w:r>
-        <w:rPr>
-          <w:rFonts w:ascii="微软雅黑" w:eastAsia="微软雅黑" w:hAnsi="微软雅黑" w:cs="阿里巴巴普惠体" w:hint="eastAsia"/>
-        </w:rPr>
-        <w:t>本项目使用到了一个云函数mcloud，在目录cloudfunctions下</w:t>
-      </w:r>
-    </w:p>
-    <w:p>
-      <w:pPr>
-        <w:ind w:firstLine="420"/>
-        <w:rPr>
-          <w:rFonts w:ascii="微软雅黑" w:eastAsia="微软雅黑" w:hAnsi="微软雅黑" w:cs="阿里巴巴普惠体"/>
-        </w:rPr>
-      </w:pPr>
-      <w:r>
-        <w:rPr>
-          <w:rFonts w:ascii="微软雅黑" w:eastAsia="微软雅黑" w:hAnsi="微软雅黑" w:cs="阿里巴巴普惠体" w:hint="eastAsia"/>
-        </w:rPr>
-        <w:t>打开cloudfunctions/</w:t>
-      </w:r>
-      <w:r>
-        <w:rPr>
-          <w:rFonts w:ascii="微软雅黑" w:eastAsia="微软雅黑" w:hAnsi="微软雅黑" w:cs="阿里巴巴普惠体"/>
-        </w:rPr>
-        <w:t>m</w:t>
-      </w:r>
-      <w:r>
-        <w:rPr>
-          <w:rFonts w:ascii="微软雅黑" w:eastAsia="微软雅黑" w:hAnsi="微软雅黑" w:cs="阿里巴巴普惠体" w:hint="eastAsia"/>
-        </w:rPr>
-        <w:t>cloud/config/config.js文件，使用【章节四.</w:t>
-      </w:r>
-      <w:r>
-        <w:rPr>
-          <w:rFonts w:ascii="微软雅黑" w:eastAsia="微软雅黑" w:hAnsi="微软雅黑" w:cs="阿里巴巴普惠体"/>
-        </w:rPr>
-        <w:t>2</w:t>
-      </w:r>
-      <w:r>
-        <w:rPr>
-          <w:rFonts w:ascii="微软雅黑" w:eastAsia="微软雅黑" w:hAnsi="微软雅黑" w:cs="阿里巴巴普惠体" w:hint="eastAsia"/>
-        </w:rPr>
-        <w:t>】</w:t>
-      </w:r>
-      <w:r>
-        <w:rPr>
-          <w:rFonts w:ascii="微软雅黑" w:eastAsia="微软雅黑" w:hAnsi="微软雅黑" w:cs="阿里巴巴普惠体"/>
-        </w:rPr>
-        <w:t>拷贝的</w:t>
-      </w:r>
-      <w:r>
-        <w:rPr>
-          <w:rFonts w:ascii="微软雅黑" w:eastAsia="微软雅黑" w:hAnsi="微软雅黑" w:cs="阿里巴巴普惠体" w:hint="eastAsia"/>
-        </w:rPr>
-        <w:t>云</w:t>
-      </w:r>
-      <w:r>
-        <w:rPr>
-          <w:rFonts w:ascii="微软雅黑" w:eastAsia="微软雅黑" w:hAnsi="微软雅黑" w:cs="阿里巴巴普惠体"/>
-        </w:rPr>
-        <w:t>环境</w:t>
-      </w:r>
-      <w:r>
-        <w:rPr>
-          <w:rFonts w:ascii="微软雅黑" w:eastAsia="微软雅黑" w:hAnsi="微软雅黑" w:cs="阿里巴巴普惠体" w:hint="eastAsia"/>
-        </w:rPr>
-        <w:t>I</w:t>
-      </w:r>
-      <w:r>
-        <w:rPr>
-          <w:rFonts w:ascii="微软雅黑" w:eastAsia="微软雅黑" w:hAnsi="微软雅黑" w:cs="阿里巴巴普惠体"/>
-        </w:rPr>
-        <w:t>D</w:t>
-      </w:r>
-      <w:r>
-        <w:rPr>
-          <w:rFonts w:ascii="微软雅黑" w:eastAsia="微软雅黑" w:hAnsi="微软雅黑" w:cs="阿里巴巴普惠体" w:hint="eastAsia"/>
-        </w:rPr>
-        <w:t>，进行如下配置（大约第</w:t>
-      </w:r>
-      <w:r>
-        <w:rPr>
-          <w:rFonts w:ascii="微软雅黑" w:eastAsia="微软雅黑" w:hAnsi="微软雅黑" w:cs="阿里巴巴普惠体"/>
-        </w:rPr>
-        <w:t>4行</w:t>
-      </w:r>
-      <w:r>
-        <w:rPr>
-          <w:rFonts w:ascii="微软雅黑" w:eastAsia="微软雅黑" w:hAnsi="微软雅黑" w:cs="阿里巴巴普惠体" w:hint="eastAsia"/>
-        </w:rPr>
-        <w:t>）</w:t>
-      </w:r>
-    </w:p>
-    <w:p>
-      <w:pPr>
-        <w:jc w:val="center"/>
-        <w:rPr>
-          <w:rFonts w:ascii="微软雅黑" w:eastAsia="微软雅黑" w:hAnsi="微软雅黑" w:cs="阿里巴巴普惠体"/>
-        </w:rPr>
-      </w:pPr>
-      <w:r>
-        <w:rPr>
-          <w:rFonts w:ascii="微软雅黑" w:eastAsia="微软雅黑" w:hAnsi="微软雅黑" w:cs="阿里巴巴普惠体"/>
-          <w:noProof/>
-        </w:rPr>
-        <w:drawing>
-          <wp:inline distT="0" distB="0" distL="0" distR="0">
-            <wp:extent cx="6473825" cy="3312795"/>
-            <wp:effectExtent l="0" t="0" r="3175" b="1905"/>
-            <wp:docPr id="3" name="图片 3"/>
-            <wp:cNvGraphicFramePr>
-              <a:graphicFrameLocks xmlns:a="http://schemas.openxmlformats.org/drawingml/2006/main" noChangeAspect="1"/>
-            </wp:cNvGraphicFramePr>
-            <a:graphic xmlns:a="http://schemas.openxmlformats.org/drawingml/2006/main">
-              <a:graphicData uri="http://schemas.openxmlformats.org/drawingml/2006/picture">
-                <pic:pic xmlns:pic="http://schemas.openxmlformats.org/drawingml/2006/picture">
-                  <pic:nvPicPr>
-                    <pic:cNvPr id="3" name="图片 3"/>
-                    <pic:cNvPicPr>
-                      <a:picLocks noChangeAspect="1"/>
-                    </pic:cNvPicPr>
-                  </pic:nvPicPr>
-                  <pic:blipFill>
-                    <a:blip r:embed="rId15">
-                      <a:extLst>
-                        <a:ext uri="{28A0092B-C50C-407E-A947-70E740481C1C}">
-                          <a14:useLocalDpi xmlns:a14="http://schemas.microsoft.com/office/drawing/2010/main" val="0"/>
-                        </a:ext>
-                      </a:extLst>
-                    </a:blip>
-                    <a:stretch>
-                      <a:fillRect/>
-                    </a:stretch>
-                  </pic:blipFill>
-                  <pic:spPr>
-                    <a:xfrm>
-                      <a:off x="0" y="0"/>
-                      <a:ext cx="6473898" cy="3313220"/>
-                    </a:xfrm>
-                    <a:prstGeom prst="rect">
-                      <a:avLst/>
-                    </a:prstGeom>
-                  </pic:spPr>
-                </pic:pic>
-              </a:graphicData>
-            </a:graphic>
-          </wp:inline>
-        </w:drawing>
-      </w:r>
-    </w:p>
-    <w:p>
-      <w:pPr>
-        <w:pStyle w:val="3"/>
-        <w:rPr>
-          <w:rFonts w:ascii="微软雅黑" w:eastAsia="微软雅黑" w:hAnsi="微软雅黑" w:cs="阿里巴巴普惠体"/>
-        </w:rPr>
-      </w:pPr>
-      <w:r>
-        <w:rPr>
-          <w:rFonts w:ascii="微软雅黑" w:eastAsia="微软雅黑" w:hAnsi="微软雅黑" w:cs="阿里巴巴普惠体"/>
-        </w:rPr>
-        <w:lastRenderedPageBreak/>
-        <w:t>4</w:t>
-      </w:r>
-      <w:r>
-        <w:rPr>
-          <w:rFonts w:ascii="微软雅黑" w:eastAsia="微软雅黑" w:hAnsi="微软雅黑" w:hint="eastAsia"/>
-        </w:rPr>
-        <w:t>．</w:t>
-      </w:r>
-      <w:r>
-        <w:rPr>
-          <w:rFonts w:ascii="微软雅黑" w:eastAsia="微软雅黑" w:hAnsi="微软雅黑" w:cs="阿里巴巴普惠体"/>
-        </w:rPr>
-        <w:t>云</w:t>
-      </w:r>
-      <w:r>
-        <w:rPr>
-          <w:rFonts w:ascii="微软雅黑" w:eastAsia="微软雅黑" w:hAnsi="微软雅黑" w:cs="阿里巴巴普惠体" w:hint="eastAsia"/>
-        </w:rPr>
-        <w:t>环境选择</w:t>
-      </w:r>
-    </w:p>
-    <w:p>
-      <w:pPr>
-        <w:rPr>
-          <w:rFonts w:ascii="微软雅黑" w:eastAsia="微软雅黑" w:hAnsi="微软雅黑"/>
-        </w:rPr>
-      </w:pPr>
-      <w:r>
-        <w:rPr>
-          <w:rFonts w:ascii="微软雅黑" w:eastAsia="微软雅黑" w:hAnsi="微软雅黑"/>
-        </w:rPr>
-        <w:t>点击</w:t>
-      </w:r>
-      <w:r>
-        <w:rPr>
-          <w:rFonts w:ascii="微软雅黑" w:eastAsia="微软雅黑" w:hAnsi="微软雅黑" w:hint="eastAsia"/>
-        </w:rPr>
-        <w:t>本项目根目录下的</w:t>
-      </w:r>
-      <w:r>
-        <w:rPr>
-          <w:rFonts w:ascii="微软雅黑" w:eastAsia="微软雅黑" w:hAnsi="微软雅黑" w:hint="eastAsia"/>
-          <w:shd w:val="pct10" w:color="auto" w:fill="FFFFFF"/>
-        </w:rPr>
-        <w:t>cl</w:t>
-      </w:r>
-      <w:r>
-        <w:rPr>
-          <w:rFonts w:ascii="微软雅黑" w:eastAsia="微软雅黑" w:hAnsi="微软雅黑"/>
-          <w:shd w:val="pct10" w:color="auto" w:fill="FFFFFF"/>
-        </w:rPr>
-        <w:t>oudfunctions</w:t>
-      </w:r>
-      <w:r>
-        <w:rPr>
-          <w:rFonts w:ascii="微软雅黑" w:eastAsia="微软雅黑" w:hAnsi="微软雅黑"/>
-        </w:rPr>
-        <w:t>目录</w:t>
-      </w:r>
-      <w:r>
-        <w:rPr>
-          <w:rFonts w:ascii="微软雅黑" w:eastAsia="微软雅黑" w:hAnsi="微软雅黑" w:hint="eastAsia"/>
-        </w:rPr>
-        <w:t>，</w:t>
-      </w:r>
-      <w:r>
-        <w:rPr>
-          <w:rFonts w:ascii="微软雅黑" w:eastAsia="微软雅黑" w:hAnsi="微软雅黑"/>
-        </w:rPr>
-        <w:t>右键</w:t>
-      </w:r>
-      <w:r>
-        <w:rPr>
-          <w:rFonts w:ascii="微软雅黑" w:eastAsia="微软雅黑" w:hAnsi="微软雅黑" w:hint="eastAsia"/>
-        </w:rPr>
-        <w:t>选择</w:t>
-      </w:r>
-      <w:r>
-        <w:rPr>
-          <w:rFonts w:ascii="微软雅黑" w:eastAsia="微软雅黑" w:hAnsi="微软雅黑" w:hint="eastAsia"/>
-          <w:shd w:val="pct10" w:color="auto" w:fill="FFFFFF"/>
-        </w:rPr>
-        <w:t>当前环境</w:t>
-      </w:r>
-      <w:r>
-        <w:rPr>
-          <w:rFonts w:ascii="微软雅黑" w:eastAsia="微软雅黑" w:hAnsi="微软雅黑" w:hint="eastAsia"/>
-        </w:rPr>
-        <w:t>（</w:t>
-      </w:r>
-      <w:r>
-        <w:rPr>
-          <w:rFonts w:ascii="微软雅黑" w:eastAsia="微软雅黑" w:hAnsi="微软雅黑" w:hint="eastAsia"/>
-          <w:kern w:val="0"/>
-          <w:shd w:val="pct10" w:color="auto" w:fill="FFFFFF"/>
-        </w:rPr>
-        <w:t>章节四.2</w:t>
-      </w:r>
-      <w:r>
-        <w:rPr>
-          <w:rFonts w:ascii="微软雅黑" w:eastAsia="微软雅黑" w:hAnsi="微软雅黑" w:hint="eastAsia"/>
-          <w:shd w:val="pct10" w:color="auto" w:fill="FFFFFF"/>
-        </w:rPr>
-        <w:t>创建的云环境</w:t>
-      </w:r>
-      <w:r>
-        <w:rPr>
-          <w:rFonts w:ascii="微软雅黑" w:eastAsia="微软雅黑" w:hAnsi="微软雅黑" w:hint="eastAsia"/>
-        </w:rPr>
-        <w:t>），</w:t>
-      </w:r>
-      <w:r>
-        <w:rPr>
-          <w:rFonts w:ascii="微软雅黑" w:eastAsia="微软雅黑" w:hAnsi="微软雅黑"/>
-        </w:rPr>
-        <w:t>如下图</w:t>
-      </w:r>
-      <w:r>
-        <w:rPr>
-          <w:rFonts w:ascii="微软雅黑" w:eastAsia="微软雅黑" w:hAnsi="微软雅黑" w:hint="eastAsia"/>
-        </w:rPr>
-        <w:t>：</w:t>
-      </w:r>
-    </w:p>
-    <w:p>
-      <w:r>
-        <w:rPr>
-          <w:noProof/>
-        </w:rPr>
-        <w:drawing>
-          <wp:inline distT="0" distB="0" distL="0" distR="0">
-            <wp:extent cx="6522720" cy="2918460"/>
-            <wp:effectExtent l="0" t="0" r="0" b="0"/>
-            <wp:docPr id="11" name="图片 11" descr="C:\Users\Administrator\AppData\Local\Temp\WeChat Files\01d482f35e57866c940b1b6292dc954.png"/>
-            <wp:cNvGraphicFramePr>
-              <a:graphicFrameLocks xmlns:a="http://schemas.openxmlformats.org/drawingml/2006/main" noChangeAspect="1"/>
-            </wp:cNvGraphicFramePr>
-            <a:graphic xmlns:a="http://schemas.openxmlformats.org/drawingml/2006/main">
-              <a:graphicData uri="http://schemas.openxmlformats.org/drawingml/2006/picture">
-                <pic:pic xmlns:pic="http://schemas.openxmlformats.org/drawingml/2006/picture">
-                  <pic:nvPicPr>
-                    <pic:cNvPr id="11" name="图片 11" descr="C:\Users\Administrator\AppData\Local\Temp\WeChat Files\01d482f35e57866c940b1b6292dc954.png"/>
-                    <pic:cNvPicPr>
-                      <a:picLocks noChangeAspect="1" noChangeArrowheads="1"/>
-                    </pic:cNvPicPr>
-                  </pic:nvPicPr>
-                  <pic:blipFill>
-                    <a:blip r:embed="rId16">
-                      <a:extLst>
-                        <a:ext uri="{28A0092B-C50C-407E-A947-70E740481C1C}">
-                          <a14:useLocalDpi xmlns:a14="http://schemas.microsoft.com/office/drawing/2010/main" val="0"/>
-                        </a:ext>
-                      </a:extLst>
-                    </a:blip>
-                    <a:srcRect/>
-                    <a:stretch>
-                      <a:fillRect/>
-                    </a:stretch>
-                  </pic:blipFill>
-                  <pic:spPr>
-                    <a:xfrm>
-                      <a:off x="0" y="0"/>
-                      <a:ext cx="6522720" cy="2918460"/>
-                    </a:xfrm>
-                    <a:prstGeom prst="rect">
-                      <a:avLst/>
-                    </a:prstGeom>
-                    <a:noFill/>
-                    <a:ln>
-                      <a:noFill/>
-                    </a:ln>
-                  </pic:spPr>
-                </pic:pic>
-              </a:graphicData>
-            </a:graphic>
-          </wp:inline>
-        </w:drawing>
-      </w:r>
-    </w:p>
-    <w:p>
-      <w:pPr>
-        <w:pStyle w:val="3"/>
-        <w:rPr>
-          <w:rFonts w:ascii="微软雅黑" w:eastAsia="微软雅黑" w:hAnsi="微软雅黑" w:cs="阿里巴巴普惠体"/>
-        </w:rPr>
-      </w:pPr>
-      <w:r>
-        <w:rPr>
-          <w:rFonts w:ascii="微软雅黑" w:eastAsia="微软雅黑" w:hAnsi="微软雅黑" w:cs="阿里巴巴普惠体"/>
-        </w:rPr>
-        <w:t>5</w:t>
-      </w:r>
-      <w:r>
-        <w:rPr>
-          <w:rFonts w:ascii="微软雅黑" w:eastAsia="微软雅黑" w:hAnsi="微软雅黑" w:hint="eastAsia"/>
-        </w:rPr>
-        <w:t>．</w:t>
-      </w:r>
-      <w:r>
-        <w:rPr>
-          <w:rFonts w:ascii="微软雅黑" w:eastAsia="微软雅黑" w:hAnsi="微软雅黑" w:cs="阿里巴巴普惠体"/>
-        </w:rPr>
-        <w:t>云</w:t>
-      </w:r>
-      <w:r>
-        <w:rPr>
-          <w:rFonts w:ascii="微软雅黑" w:eastAsia="微软雅黑" w:hAnsi="微软雅黑"/>
-        </w:rPr>
-        <w:t>函数</w:t>
-      </w:r>
-      <w:r>
-        <w:rPr>
-          <w:rFonts w:ascii="微软雅黑" w:eastAsia="微软雅黑" w:hAnsi="微软雅黑" w:cs="阿里巴巴普惠体"/>
-        </w:rPr>
-        <w:t>上传及参数配置</w:t>
-      </w:r>
-    </w:p>
-    <w:p>
-      <w:pPr>
-        <w:rPr>
-          <w:rFonts w:ascii="微软雅黑" w:eastAsia="微软雅黑" w:hAnsi="微软雅黑"/>
-        </w:rPr>
-      </w:pPr>
-      <w:r>
-        <w:rPr>
-          <w:rFonts w:ascii="微软雅黑" w:eastAsia="微软雅黑" w:hAnsi="微软雅黑"/>
-        </w:rPr>
-        <w:t>点击云函数目录</w:t>
-      </w:r>
-      <w:r>
-        <w:rPr>
-          <w:rFonts w:ascii="微软雅黑" w:eastAsia="微软雅黑" w:hAnsi="微软雅黑" w:hint="eastAsia"/>
-        </w:rPr>
-        <w:t>mc</w:t>
-      </w:r>
-      <w:r>
-        <w:rPr>
-          <w:rFonts w:ascii="微软雅黑" w:eastAsia="微软雅黑" w:hAnsi="微软雅黑"/>
-        </w:rPr>
-        <w:t>loud</w:t>
-      </w:r>
-      <w:r>
-        <w:rPr>
-          <w:rFonts w:ascii="微软雅黑" w:eastAsia="微软雅黑" w:hAnsi="微软雅黑" w:hint="eastAsia"/>
-        </w:rPr>
-        <w:t>，</w:t>
-      </w:r>
-      <w:r>
-        <w:rPr>
-          <w:rFonts w:ascii="微软雅黑" w:eastAsia="微软雅黑" w:hAnsi="微软雅黑"/>
-        </w:rPr>
-        <w:t>右键上传</w:t>
-      </w:r>
-      <w:r>
-        <w:rPr>
-          <w:rFonts w:ascii="微软雅黑" w:eastAsia="微软雅黑" w:hAnsi="微软雅黑" w:hint="eastAsia"/>
-        </w:rPr>
-        <w:t>（</w:t>
-      </w:r>
-      <w:r>
-        <w:rPr>
-          <w:rFonts w:ascii="微软雅黑" w:eastAsia="微软雅黑" w:hAnsi="微软雅黑" w:hint="eastAsia"/>
-          <w:shd w:val="pct10" w:color="auto" w:fill="FFFFFF"/>
-        </w:rPr>
-        <w:t>选择上传并部署：云端安装依赖</w:t>
-      </w:r>
-      <w:r>
-        <w:rPr>
-          <w:rFonts w:ascii="微软雅黑" w:eastAsia="微软雅黑" w:hAnsi="微软雅黑" w:hint="eastAsia"/>
-        </w:rPr>
-        <w:t>），</w:t>
-      </w:r>
-      <w:r>
-        <w:rPr>
-          <w:rFonts w:ascii="微软雅黑" w:eastAsia="微软雅黑" w:hAnsi="微软雅黑"/>
-        </w:rPr>
-        <w:t>如下图</w:t>
-      </w:r>
-      <w:r>
-        <w:rPr>
-          <w:rFonts w:ascii="微软雅黑" w:eastAsia="微软雅黑" w:hAnsi="微软雅黑" w:hint="eastAsia"/>
-        </w:rPr>
-        <w:t>：</w:t>
-      </w:r>
-    </w:p>
-    <w:p>
-      <w:pPr>
-        <w:rPr>
-          <w:rFonts w:ascii="微软雅黑" w:eastAsia="微软雅黑" w:hAnsi="微软雅黑"/>
-        </w:rPr>
-      </w:pPr>
-      <w:r>
-        <w:rPr>
-          <w:rFonts w:ascii="微软雅黑" w:eastAsia="微软雅黑" w:hAnsi="微软雅黑"/>
-          <w:noProof/>
-        </w:rPr>
-        <w:lastRenderedPageBreak/>
-        <w:drawing>
-          <wp:inline distT="0" distB="0" distL="0" distR="0">
-            <wp:extent cx="4096385" cy="5003165"/>
-            <wp:effectExtent l="0" t="0" r="0" b="6985"/>
-            <wp:docPr id="9" name="图片 9"/>
-            <wp:cNvGraphicFramePr>
-              <a:graphicFrameLocks xmlns:a="http://schemas.openxmlformats.org/drawingml/2006/main" noChangeAspect="1"/>
-            </wp:cNvGraphicFramePr>
-            <a:graphic xmlns:a="http://schemas.openxmlformats.org/drawingml/2006/main">
-              <a:graphicData uri="http://schemas.openxmlformats.org/drawingml/2006/picture">
-                <pic:pic xmlns:pic="http://schemas.openxmlformats.org/drawingml/2006/picture">
-                  <pic:nvPicPr>
-                    <pic:cNvPr id="9" name="图片 9"/>
-                    <pic:cNvPicPr>
-                      <a:picLocks noChangeAspect="1"/>
-                    </pic:cNvPicPr>
-                  </pic:nvPicPr>
-                  <pic:blipFill>
-                    <a:blip r:embed="rId17">
-                      <a:extLst>
-                        <a:ext uri="{28A0092B-C50C-407E-A947-70E740481C1C}">
-                          <a14:useLocalDpi xmlns:a14="http://schemas.microsoft.com/office/drawing/2010/main" val="0"/>
-                        </a:ext>
-                      </a:extLst>
-                    </a:blip>
-                    <a:stretch>
-                      <a:fillRect/>
-                    </a:stretch>
-                  </pic:blipFill>
-                  <pic:spPr>
-                    <a:xfrm>
-                      <a:off x="0" y="0"/>
-                      <a:ext cx="4096512" cy="5003597"/>
-                    </a:xfrm>
-                    <a:prstGeom prst="rect">
-                      <a:avLst/>
-                    </a:prstGeom>
-                  </pic:spPr>
-                </pic:pic>
-              </a:graphicData>
-            </a:graphic>
-          </wp:inline>
-        </w:drawing>
-      </w:r>
-    </w:p>
-    <w:p>
-      <w:pPr>
-        <w:rPr>
-          <w:rFonts w:ascii="微软雅黑" w:eastAsia="微软雅黑" w:hAnsi="微软雅黑"/>
-        </w:rPr>
-      </w:pPr>
-      <w:r>
-        <w:rPr>
-          <w:rFonts w:ascii="微软雅黑" w:eastAsia="微软雅黑" w:hAnsi="微软雅黑"/>
-        </w:rPr>
-        <w:t>上传</w:t>
-      </w:r>
-      <w:r>
-        <w:rPr>
-          <w:rFonts w:ascii="微软雅黑" w:eastAsia="微软雅黑" w:hAnsi="微软雅黑" w:hint="eastAsia"/>
-        </w:rPr>
-        <w:t>云函数的过程</w:t>
-      </w:r>
-      <w:r>
-        <w:rPr>
-          <w:rFonts w:ascii="微软雅黑" w:eastAsia="微软雅黑" w:hAnsi="微软雅黑"/>
-        </w:rPr>
-        <w:t>可能持续</w:t>
-      </w:r>
-      <w:r>
-        <w:rPr>
-          <w:rFonts w:ascii="微软雅黑" w:eastAsia="微软雅黑" w:hAnsi="微软雅黑" w:hint="eastAsia"/>
-        </w:rPr>
-        <w:t>十几</w:t>
-      </w:r>
-      <w:r>
-        <w:rPr>
-          <w:rFonts w:ascii="微软雅黑" w:eastAsia="微软雅黑" w:hAnsi="微软雅黑"/>
-        </w:rPr>
-        <w:t>秒</w:t>
-      </w:r>
-      <w:r>
-        <w:rPr>
-          <w:rFonts w:ascii="微软雅黑" w:eastAsia="微软雅黑" w:hAnsi="微软雅黑" w:hint="eastAsia"/>
-        </w:rPr>
-        <w:t>~</w:t>
-      </w:r>
-      <w:r>
-        <w:rPr>
-          <w:rFonts w:ascii="微软雅黑" w:eastAsia="微软雅黑" w:hAnsi="微软雅黑"/>
-        </w:rPr>
-        <w:t>几十秒钟</w:t>
-      </w:r>
-      <w:r>
-        <w:rPr>
-          <w:rFonts w:ascii="微软雅黑" w:eastAsia="微软雅黑" w:hAnsi="微软雅黑" w:hint="eastAsia"/>
-        </w:rPr>
-        <w:t>，请耐心等待，</w:t>
-      </w:r>
-      <w:r>
-        <w:rPr>
-          <w:rFonts w:ascii="微软雅黑" w:eastAsia="微软雅黑" w:hAnsi="微软雅黑"/>
-        </w:rPr>
-        <w:t>若提示失败可以多上传几次</w:t>
-      </w:r>
-      <w:r>
-        <w:rPr>
-          <w:rFonts w:ascii="微软雅黑" w:eastAsia="微软雅黑" w:hAnsi="微软雅黑" w:hint="eastAsia"/>
-        </w:rPr>
-        <w:t>，</w:t>
-      </w:r>
-      <w:r>
-        <w:rPr>
-          <w:rFonts w:ascii="微软雅黑" w:eastAsia="微软雅黑" w:hAnsi="微软雅黑"/>
-        </w:rPr>
-        <w:t>直至成功为止</w:t>
-      </w:r>
-      <w:r>
-        <w:rPr>
-          <w:rFonts w:ascii="微软雅黑" w:eastAsia="微软雅黑" w:hAnsi="微软雅黑" w:hint="eastAsia"/>
-        </w:rPr>
-        <w:t>。</w:t>
-      </w:r>
-    </w:p>
-    <w:p>
-      <w:pPr>
-        <w:rPr>
-          <w:rFonts w:ascii="微软雅黑" w:eastAsia="微软雅黑" w:hAnsi="微软雅黑"/>
-        </w:rPr>
-      </w:pPr>
-      <w:r>
-        <w:rPr>
-          <w:rFonts w:ascii="微软雅黑" w:eastAsia="微软雅黑" w:hAnsi="微软雅黑"/>
-        </w:rPr>
-        <w:t>上传完毕之后</w:t>
-      </w:r>
-      <w:r>
-        <w:rPr>
-          <w:rFonts w:ascii="微软雅黑" w:eastAsia="微软雅黑" w:hAnsi="微软雅黑" w:hint="eastAsia"/>
-        </w:rPr>
-        <w:t>，</w:t>
-      </w:r>
-      <w:r>
-        <w:rPr>
-          <w:rFonts w:ascii="微软雅黑" w:eastAsia="微软雅黑" w:hAnsi="微软雅黑" w:cs="阿里巴巴普惠体" w:hint="eastAsia"/>
-        </w:rPr>
-        <w:t>在开发者工具的工具栏左侧上部，点击</w:t>
-      </w:r>
-      <w:r>
-        <w:rPr>
-          <w:rFonts w:ascii="微软雅黑" w:eastAsia="微软雅黑" w:hAnsi="微软雅黑" w:cs="阿里巴巴普惠体"/>
-        </w:rPr>
-        <w:t xml:space="preserve"> </w:t>
-      </w:r>
-      <w:r>
-        <w:rPr>
-          <w:rFonts w:ascii="微软雅黑" w:eastAsia="微软雅黑" w:hAnsi="微软雅黑" w:cs="阿里巴巴普惠体" w:hint="eastAsia"/>
-        </w:rPr>
-        <w:t>【</w:t>
-      </w:r>
-      <w:r>
-        <w:rPr>
-          <w:rFonts w:ascii="微软雅黑" w:eastAsia="微软雅黑" w:hAnsi="微软雅黑" w:cs="阿里巴巴普惠体" w:hint="eastAsia"/>
-          <w:shd w:val="pct10" w:color="auto" w:fill="FFFFFF"/>
-        </w:rPr>
-        <w:t>云开发</w:t>
-      </w:r>
-      <w:r>
-        <w:rPr>
-          <w:rFonts w:ascii="微软雅黑" w:eastAsia="微软雅黑" w:hAnsi="微软雅黑" w:cs="阿里巴巴普惠体" w:hint="eastAsia"/>
-        </w:rPr>
-        <w:t>】</w:t>
-      </w:r>
-      <w:r>
-        <w:rPr>
-          <w:rFonts w:ascii="微软雅黑" w:eastAsia="微软雅黑" w:hAnsi="微软雅黑" w:cs="阿里巴巴普惠体"/>
-        </w:rPr>
-        <w:t xml:space="preserve"> </w:t>
-      </w:r>
-      <w:r>
-        <w:rPr>
-          <w:rFonts w:ascii="微软雅黑" w:eastAsia="微软雅黑" w:hAnsi="微软雅黑" w:cs="阿里巴巴普惠体" w:hint="eastAsia"/>
-        </w:rPr>
-        <w:t>按钮即可打开云控制台</w:t>
-      </w:r>
-      <w:r>
-        <w:rPr>
-          <w:rFonts w:ascii="微软雅黑" w:eastAsia="微软雅黑" w:hAnsi="微软雅黑" w:hint="eastAsia"/>
-        </w:rPr>
-        <w:t>，如下图：</w:t>
-      </w:r>
-    </w:p>
-    <w:p>
-      <w:pPr>
-        <w:rPr>
-          <w:rFonts w:ascii="微软雅黑" w:eastAsia="微软雅黑" w:hAnsi="微软雅黑"/>
-        </w:rPr>
-      </w:pPr>
-      <w:r>
-        <w:rPr>
-          <w:rFonts w:ascii="微软雅黑" w:eastAsia="微软雅黑" w:hAnsi="微软雅黑" w:cs="阿里巴巴普惠体"/>
-          <w:noProof/>
-          <w:szCs w:val="21"/>
-        </w:rPr>
-        <w:drawing>
-          <wp:inline distT="0" distB="0" distL="0" distR="0">
-            <wp:extent cx="6645910" cy="620395"/>
-            <wp:effectExtent l="38100" t="38100" r="97790" b="103505"/>
-            <wp:docPr id="15" name="图片 15" descr="https://main.qcloudimg.com/raw/eb4739da3c8d504ee71dc48faacc9eee.png"/>
-            <wp:cNvGraphicFramePr>
-              <a:graphicFrameLocks xmlns:a="http://schemas.openxmlformats.org/drawingml/2006/main" noChangeAspect="1"/>
-            </wp:cNvGraphicFramePr>
-            <a:graphic xmlns:a="http://schemas.openxmlformats.org/drawingml/2006/main">
-              <a:graphicData uri="http://schemas.openxmlformats.org/drawingml/2006/picture">
-                <pic:pic xmlns:pic="http://schemas.openxmlformats.org/drawingml/2006/picture">
-                  <pic:nvPicPr>
-                    <pic:cNvPr id="15" name="图片 15" descr="https://main.qcloudimg.com/raw/eb4739da3c8d504ee71dc48faacc9eee.png"/>
-                    <pic:cNvPicPr>
-                      <a:picLocks noChangeAspect="1" noChangeArrowheads="1"/>
-                    </pic:cNvPicPr>
-                  </pic:nvPicPr>
-                  <pic:blipFill>
-                    <a:blip r:embed="rId13" cstate="print">
-                      <a:extLst>
-                        <a:ext uri="{28A0092B-C50C-407E-A947-70E740481C1C}">
-                          <a14:useLocalDpi xmlns:a14="http://schemas.microsoft.com/office/drawing/2010/main" val="0"/>
-                        </a:ext>
-                      </a:extLst>
-                    </a:blip>
-                    <a:srcRect/>
-                    <a:stretch>
-                      <a:fillRect/>
-                    </a:stretch>
-                  </pic:blipFill>
-                  <pic:spPr>
-                    <a:xfrm>
-                      <a:off x="0" y="0"/>
-                      <a:ext cx="6645910" cy="620395"/>
-                    </a:xfrm>
-                    <a:prstGeom prst="rect">
-                      <a:avLst/>
-                    </a:prstGeom>
-                    <a:noFill/>
-                    <a:ln>
-                      <a:noFill/>
-                    </a:ln>
-                    <a:effectLst>
-                      <a:outerShdw blurRad="50800" dist="38100" dir="2700000" algn="tl" rotWithShape="0">
-                        <a:prstClr val="black">
-                          <a:alpha val="40000"/>
-                        </a:prstClr>
-                      </a:outerShdw>
-                    </a:effectLst>
-                  </pic:spPr>
-                </pic:pic>
-              </a:graphicData>
-            </a:graphic>
-          </wp:inline>
-        </w:drawing>
-      </w:r>
-    </w:p>
-    <w:p>
-      <w:pPr>
         <w:rPr>
           <w:rFonts w:ascii="微软雅黑" w:eastAsia="微软雅黑" w:hAnsi="微软雅黑"/>
         </w:rPr>
@@ -2181,7 +2351,7 @@
                     </pic:cNvPicPr>
                   </pic:nvPicPr>
                   <pic:blipFill>
-                    <a:blip r:embed="rId18">
+                    <a:blip r:embed="rId21">
                       <a:extLst>
                         <a:ext uri="{28A0092B-C50C-407E-A947-70E740481C1C}">
                           <a14:useLocalDpi xmlns:a14="http://schemas.microsoft.com/office/drawing/2010/main" val="0"/>
@@ -2271,7 +2441,7 @@
                     </pic:cNvPicPr>
                   </pic:nvPicPr>
                   <pic:blipFill>
-                    <a:blip r:embed="rId19">
+                    <a:blip r:embed="rId22">
                       <a:extLst>
                         <a:ext uri="{28A0092B-C50C-407E-A947-70E740481C1C}">
                           <a14:useLocalDpi xmlns:a14="http://schemas.microsoft.com/office/drawing/2010/main" val="0"/>
@@ -2446,7 +2616,7 @@
                     </pic:cNvPicPr>
                   </pic:nvPicPr>
                   <pic:blipFill>
-                    <a:blip r:embed="rId20">
+                    <a:blip r:embed="rId23">
                       <a:extLst>
                         <a:ext uri="{28A0092B-C50C-407E-A947-70E740481C1C}">
                           <a14:useLocalDpi xmlns:a14="http://schemas.microsoft.com/office/drawing/2010/main" val="0"/>
@@ -2680,7 +2850,7 @@
                     </pic:cNvPicPr>
                   </pic:nvPicPr>
                   <pic:blipFill>
-                    <a:blip r:embed="rId21">
+                    <a:blip r:embed="rId24">
                       <a:extLst>
                         <a:ext uri="{28A0092B-C50C-407E-A947-70E740481C1C}">
                           <a14:useLocalDpi xmlns:a14="http://schemas.microsoft.com/office/drawing/2010/main" val="0"/>
@@ -2814,7 +2984,19 @@
         <w:rPr>
           <w:rFonts w:ascii="微软雅黑" w:eastAsia="微软雅黑" w:hAnsi="微软雅黑" w:hint="eastAsia"/>
         </w:rPr>
-        <w:t>】，如下图：</w:t>
+        <w:t>】</w:t>
+      </w:r>
+      <w:r>
+        <w:rPr>
+          <w:rFonts w:ascii="微软雅黑" w:eastAsia="微软雅黑" w:hAnsi="微软雅黑" w:hint="eastAsia"/>
+        </w:rPr>
+        <w:t>或者以上</w:t>
+      </w:r>
+      <w:r>
+        <w:rPr>
+          <w:rFonts w:ascii="微软雅黑" w:eastAsia="微软雅黑" w:hAnsi="微软雅黑" w:hint="eastAsia"/>
+        </w:rPr>
+        <w:t>，如下图：</w:t>
       </w:r>
     </w:p>
     <w:p>
@@ -2847,7 +3029,7 @@
                     </pic:cNvPicPr>
                   </pic:nvPicPr>
                   <pic:blipFill>
-                    <a:blip r:embed="rId22">
+                    <a:blip r:embed="rId25">
                       <a:extLst>
                         <a:ext uri="{28A0092B-C50C-407E-A947-70E740481C1C}">
                           <a14:useLocalDpi xmlns:a14="http://schemas.microsoft.com/office/drawing/2010/main" val="0"/>
@@ -3218,7 +3400,7 @@
                     </pic:cNvPicPr>
                   </pic:nvPicPr>
                   <pic:blipFill>
-                    <a:blip r:embed="rId23">
+                    <a:blip r:embed="rId26">
                       <a:extLst>
                         <a:ext uri="{28A0092B-C50C-407E-A947-70E740481C1C}">
                           <a14:useLocalDpi xmlns:a14="http://schemas.microsoft.com/office/drawing/2010/main" val="0"/>
@@ -3275,7 +3457,7 @@
                     </pic:cNvPicPr>
                   </pic:nvPicPr>
                   <pic:blipFill>
-                    <a:blip r:embed="rId24">
+                    <a:blip r:embed="rId27">
                       <a:extLst>
                         <a:ext uri="{28A0092B-C50C-407E-A947-70E740481C1C}">
                           <a14:useLocalDpi xmlns:a14="http://schemas.microsoft.com/office/drawing/2010/main" val="0"/>
@@ -3350,7 +3532,7 @@
                     </pic:cNvPicPr>
                   </pic:nvPicPr>
                   <pic:blipFill>
-                    <a:blip r:embed="rId25">
+                    <a:blip r:embed="rId28">
                       <a:extLst>
                         <a:ext uri="{28A0092B-C50C-407E-A947-70E740481C1C}">
                           <a14:useLocalDpi xmlns:a14="http://schemas.microsoft.com/office/drawing/2010/main" val="0"/>
@@ -3528,7 +3710,7 @@
                     </pic:cNvPicPr>
                   </pic:nvPicPr>
                   <pic:blipFill>
-                    <a:blip r:embed="rId26">
+                    <a:blip r:embed="rId29">
                       <a:extLst>
                         <a:ext uri="{28A0092B-C50C-407E-A947-70E740481C1C}">
                           <a14:useLocalDpi xmlns:a14="http://schemas.microsoft.com/office/drawing/2010/main" val="0"/>
@@ -3597,7 +3779,7 @@
                     </pic:cNvPicPr>
                   </pic:nvPicPr>
                   <pic:blipFill>
-                    <a:blip r:embed="rId27">
+                    <a:blip r:embed="rId30">
                       <a:extLst>
                         <a:ext uri="{28A0092B-C50C-407E-A947-70E740481C1C}">
                           <a14:useLocalDpi xmlns:a14="http://schemas.microsoft.com/office/drawing/2010/main" val="0"/>
@@ -3842,7 +4024,7 @@
                     </pic:cNvPicPr>
                   </pic:nvPicPr>
                   <pic:blipFill>
-                    <a:blip r:embed="rId28">
+                    <a:blip r:embed="rId31">
                       <a:extLst>
                         <a:ext uri="{28A0092B-C50C-407E-A947-70E740481C1C}">
                           <a14:useLocalDpi xmlns:a14="http://schemas.microsoft.com/office/drawing/2010/main" val="0"/>
@@ -3959,7 +4141,7 @@
                     </pic:cNvPicPr>
                   </pic:nvPicPr>
                   <pic:blipFill>
-                    <a:blip r:embed="rId29">
+                    <a:blip r:embed="rId32">
                       <a:extLst>
                         <a:ext uri="{28A0092B-C50C-407E-A947-70E740481C1C}">
                           <a14:useLocalDpi xmlns:a14="http://schemas.microsoft.com/office/drawing/2010/main" val="0"/>
@@ -4040,7 +4222,7 @@
                     </pic:cNvPicPr>
                   </pic:nvPicPr>
                   <pic:blipFill>
-                    <a:blip r:embed="rId30">
+                    <a:blip r:embed="rId33">
                       <a:extLst>
                         <a:ext uri="{28A0092B-C50C-407E-A947-70E740481C1C}">
                           <a14:useLocalDpi xmlns:a14="http://schemas.microsoft.com/office/drawing/2010/main" val="0"/>
@@ -4189,7 +4371,7 @@
                     <pic:cNvPicPr/>
                   </pic:nvPicPr>
                   <pic:blipFill>
-                    <a:blip r:embed="rId31">
+                    <a:blip r:embed="rId34">
                       <a:extLst>
                         <a:ext uri="{28A0092B-C50C-407E-A947-70E740481C1C}">
                           <a14:useLocalDpi xmlns:a14="http://schemas.microsoft.com/office/drawing/2010/main" val="0"/>
@@ -4311,7 +4493,7 @@
                     </pic:cNvPicPr>
                   </pic:nvPicPr>
                   <pic:blipFill>
-                    <a:blip r:embed="rId32">
+                    <a:blip r:embed="rId35">
                       <a:extLst>
                         <a:ext uri="{28A0092B-C50C-407E-A947-70E740481C1C}">
                           <a14:useLocalDpi xmlns:a14="http://schemas.microsoft.com/office/drawing/2010/main" val="0"/>
@@ -4351,6 +4533,44 @@
     </w:sectPr>
   </w:body>
 </w:document>
+</file>
+
+<file path=word/endnotes.xml><?xml version="1.0" encoding="utf-8"?>
+<w:endnotes xmlns:wpc="http://schemas.microsoft.com/office/word/2010/wordprocessingCanvas" xmlns:cx="http://schemas.microsoft.com/office/drawing/2014/chartex" xmlns:mc="http://schemas.openxmlformats.org/markup-compatibility/2006" xmlns:o="urn:schemas-microsoft-com:office:office" xmlns:r="http://schemas.openxmlformats.org/officeDocument/2006/relationships" xmlns:m="http://schemas.openxmlformats.org/officeDocument/2006/math" xmlns:v="urn:schemas-microsoft-com:vml" xmlns:wp14="http://schemas.microsoft.com/office/word/2010/wordprocessingDrawing" xmlns:wp="http://schemas.openxmlformats.org/drawingml/2006/wordprocessingDrawing" xmlns:w10="urn:schemas-microsoft-com:office:word" xmlns:w="http://schemas.openxmlformats.org/wordprocessingml/2006/main" xmlns:w14="http://schemas.microsoft.com/office/word/2010/wordml" xmlns:w15="http://schemas.microsoft.com/office/word/2012/wordml" xmlns:w16se="http://schemas.microsoft.com/office/word/2015/wordml/symex" xmlns:wpg="http://schemas.microsoft.com/office/word/2010/wordprocessingGroup" xmlns:wpi="http://schemas.microsoft.com/office/word/2010/wordprocessingInk" xmlns:wne="http://schemas.microsoft.com/office/word/2006/wordml" xmlns:wps="http://schemas.microsoft.com/office/word/2010/wordprocessingShape" mc:Ignorable="w14 w15 w16se wp14">
+  <w:endnote w:type="separator" w:id="-1">
+    <w:p>
+      <w:r>
+        <w:separator/>
+      </w:r>
+    </w:p>
+  </w:endnote>
+  <w:endnote w:type="continuationSeparator" w:id="0">
+    <w:p>
+      <w:r>
+        <w:continuationSeparator/>
+      </w:r>
+    </w:p>
+  </w:endnote>
+</w:endnotes>
+</file>
+
+<file path=word/footnotes.xml><?xml version="1.0" encoding="utf-8"?>
+<w:footnotes xmlns:wpc="http://schemas.microsoft.com/office/word/2010/wordprocessingCanvas" xmlns:cx="http://schemas.microsoft.com/office/drawing/2014/chartex" xmlns:mc="http://schemas.openxmlformats.org/markup-compatibility/2006" xmlns:o="urn:schemas-microsoft-com:office:office" xmlns:r="http://schemas.openxmlformats.org/officeDocument/2006/relationships" xmlns:m="http://schemas.openxmlformats.org/officeDocument/2006/math" xmlns:v="urn:schemas-microsoft-com:vml" xmlns:wp14="http://schemas.microsoft.com/office/word/2010/wordprocessingDrawing" xmlns:wp="http://schemas.openxmlformats.org/drawingml/2006/wordprocessingDrawing" xmlns:w10="urn:schemas-microsoft-com:office:word" xmlns:w="http://schemas.openxmlformats.org/wordprocessingml/2006/main" xmlns:w14="http://schemas.microsoft.com/office/word/2010/wordml" xmlns:w15="http://schemas.microsoft.com/office/word/2012/wordml" xmlns:w16se="http://schemas.microsoft.com/office/word/2015/wordml/symex" xmlns:wpg="http://schemas.microsoft.com/office/word/2010/wordprocessingGroup" xmlns:wpi="http://schemas.microsoft.com/office/word/2010/wordprocessingInk" xmlns:wne="http://schemas.microsoft.com/office/word/2006/wordml" xmlns:wps="http://schemas.microsoft.com/office/word/2010/wordprocessingShape" mc:Ignorable="w14 w15 w16se wp14">
+  <w:footnote w:type="separator" w:id="-1">
+    <w:p>
+      <w:r>
+        <w:separator/>
+      </w:r>
+    </w:p>
+  </w:footnote>
+  <w:footnote w:type="continuationSeparator" w:id="0">
+    <w:p>
+      <w:r>
+        <w:continuationSeparator/>
+      </w:r>
+    </w:p>
+  </w:footnote>
+</w:footnotes>
 </file>
 
 <file path=word/numbering.xml><?xml version="1.0" encoding="utf-8"?>
@@ -5657,7 +5877,7 @@
 </file>
 
 <file path=customXml/itemProps1.xml><?xml version="1.0" encoding="utf-8"?>
-<ds:datastoreItem xmlns:ds="http://schemas.openxmlformats.org/officeDocument/2006/customXml" ds:itemID="{1C775F3F-1B14-4B6F-BFDB-A79EB8084152}">
+<ds:datastoreItem xmlns:ds="http://schemas.openxmlformats.org/officeDocument/2006/customXml" ds:itemID="{E5597506-C609-4CCA-BCF2-53850B465257}">
   <ds:schemaRefs>
     <ds:schemaRef ds:uri="http://schemas.openxmlformats.org/officeDocument/2006/bibliography"/>
   </ds:schemaRefs>
